--- a/Taller # 1 AE.docx
+++ b/Taller # 1 AE.docx
@@ -1,19 +1,516 @@
 
 <file path=word/document.xml><?xml version="1.0" encoding="utf-8"?>
-<w:document xmlns:wpc="http://schemas.microsoft.com/office/word/2010/wordprocessingCanvas" xmlns:cx="http://schemas.microsoft.com/office/drawing/2014/chartex" xmlns:cx1="http://schemas.microsoft.com/office/drawing/2015/9/8/chartex" xmlns:cx2="http://schemas.microsoft.com/office/drawing/2015/10/21/chartex" xmlns:cx3="http://schemas.microsoft.com/office/drawing/2016/5/9/chartex" xmlns:cx4="http://schemas.microsoft.com/office/drawing/2016/5/10/chartex" xmlns:cx5="http://schemas.microsoft.com/office/drawing/2016/5/11/chartex" xmlns:cx6="http://schemas.microsoft.com/office/drawing/2016/5/12/chartex" xmlns:cx7="http://schemas.microsoft.com/office/drawing/2016/5/13/chartex" xmlns:cx8="http://schemas.microsoft.com/office/drawing/2016/5/14/chartex" xmlns:mc="http://schemas.openxmlformats.org/markup-compatibility/2006" xmlns:aink="http://schemas.microsoft.com/office/drawing/2016/ink" xmlns:am3d="http://schemas.microsoft.com/office/drawing/2017/model3d" xmlns:o="urn:schemas-microsoft-com:office:office" xmlns:r="http://schemas.openxmlformats.org/officeDocument/2006/relationships" xmlns:m="http://schemas.openxmlformats.org/officeDocument/2006/math" xmlns:v="urn:schemas-microsoft-com:vml" xmlns:wp14="http://schemas.microsoft.com/office/word/2010/wordprocessingDrawing" xmlns:wp="http://schemas.openxmlformats.org/drawingml/2006/wordprocessingDrawing" xmlns:w10="urn:schemas-microsoft-com:office:word" xmlns:w="http://schemas.openxmlformats.org/wordprocessingml/2006/main" xmlns:w14="http://schemas.microsoft.com/office/word/2010/wordml" xmlns:w15="http://schemas.microsoft.com/office/word/2012/wordml" xmlns:w16cex="http://schemas.microsoft.com/office/word/2018/wordml/cex" xmlns:w16cid="http://schemas.microsoft.com/office/word/2016/wordml/cid" xmlns:w16="http://schemas.microsoft.com/office/word/2018/wordml" xmlns:w16sdtdh="http://schemas.microsoft.com/office/word/2020/wordml/sdtdatahash" xmlns:w16se="http://schemas.microsoft.com/office/word/2015/wordml/symex" xmlns:wpg="http://schemas.microsoft.com/office/word/2010/wordprocessingGroup" xmlns:wpi="http://schemas.microsoft.com/office/word/2010/wordprocessingInk" xmlns:wne="http://schemas.microsoft.com/office/word/2006/wordml" xmlns:wps="http://schemas.microsoft.com/office/word/2010/wordprocessingShape" mc:Ignorable="w14 w15 w16se w16cid w16 w16cex w16sdtdh wp14">
+<w:document xmlns:wpc="http://schemas.microsoft.com/office/word/2010/wordprocessingCanvas" xmlns:cx="http://schemas.microsoft.com/office/drawing/2014/chartex" xmlns:cx1="http://schemas.microsoft.com/office/drawing/2015/9/8/chartex" xmlns:cx2="http://schemas.microsoft.com/office/drawing/2015/10/21/chartex" xmlns:cx3="http://schemas.microsoft.com/office/drawing/2016/5/9/chartex" xmlns:cx4="http://schemas.microsoft.com/office/drawing/2016/5/10/chartex" xmlns:cx5="http://schemas.microsoft.com/office/drawing/2016/5/11/chartex" xmlns:cx6="http://schemas.microsoft.com/office/drawing/2016/5/12/chartex" xmlns:cx7="http://schemas.microsoft.com/office/drawing/2016/5/13/chartex" xmlns:cx8="http://schemas.microsoft.com/office/drawing/2016/5/14/chartex" xmlns:mc="http://schemas.openxmlformats.org/markup-compatibility/2006" xmlns:aink="http://schemas.microsoft.com/office/drawing/2016/ink" xmlns:am3d="http://schemas.microsoft.com/office/drawing/2017/model3d" xmlns:o="urn:schemas-microsoft-com:office:office" xmlns:oel="http://schemas.microsoft.com/office/2019/extlst" xmlns:r="http://schemas.openxmlformats.org/officeDocument/2006/relationships" xmlns:m="http://schemas.openxmlformats.org/officeDocument/2006/math" xmlns:v="urn:schemas-microsoft-com:vml" xmlns:wp14="http://schemas.microsoft.com/office/word/2010/wordprocessingDrawing" xmlns:wp="http://schemas.openxmlformats.org/drawingml/2006/wordprocessingDrawing" xmlns:w10="urn:schemas-microsoft-com:office:word" xmlns:w="http://schemas.openxmlformats.org/wordprocessingml/2006/main" xmlns:w14="http://schemas.microsoft.com/office/word/2010/wordml" xmlns:w15="http://schemas.microsoft.com/office/word/2012/wordml" xmlns:w16cex="http://schemas.microsoft.com/office/word/2018/wordml/cex" xmlns:w16cid="http://schemas.microsoft.com/office/word/2016/wordml/cid" xmlns:w16="http://schemas.microsoft.com/office/word/2018/wordml" xmlns:w16du="http://schemas.microsoft.com/office/word/2023/wordml/word16du" xmlns:w16sdtdh="http://schemas.microsoft.com/office/word/2020/wordml/sdtdatahash" xmlns:w16sdtfl="http://schemas.microsoft.com/office/word/2024/wordml/sdtformatlock" xmlns:w16se="http://schemas.microsoft.com/office/word/2015/wordml/symex" xmlns:wpg="http://schemas.microsoft.com/office/word/2010/wordprocessingGroup" xmlns:wpi="http://schemas.microsoft.com/office/word/2010/wordprocessingInk" xmlns:wne="http://schemas.microsoft.com/office/word/2006/wordml" xmlns:wps="http://schemas.microsoft.com/office/word/2010/wordprocessingShape" mc:Ignorable="w14 w15 w16se w16cid w16 w16cex w16sdtdh w16sdtfl w16du wp14">
   <w:body>
     <w:p>
       <w:pPr>
-        <w:pStyle w:val="Ttulo"/>
+        <w:spacing w:after="0" w:line="360" w:lineRule="auto"/>
+        <w:contextualSpacing/>
+        <w:jc w:val="center"/>
+        <w:rPr>
+          <w:rFonts w:cs="Times New Roman"/>
+          <w:sz w:val="24"/>
+          <w:szCs w:val="24"/>
+        </w:rPr>
+      </w:pPr>
+      <w:r>
+        <w:rPr>
+          <w:rFonts w:cs="Times New Roman"/>
+          <w:sz w:val="24"/>
+          <w:szCs w:val="24"/>
+        </w:rPr>
+        <w:t>Taller</w:t>
+      </w:r>
+    </w:p>
+    <w:p>
+      <w:pPr>
+        <w:tabs>
+          <w:tab w:val="left" w:pos="8250"/>
+        </w:tabs>
+        <w:spacing w:after="0" w:line="360" w:lineRule="auto"/>
+        <w:ind w:firstLine="567"/>
+        <w:contextualSpacing/>
+        <w:rPr>
+          <w:rFonts w:cs="Times New Roman"/>
+          <w:sz w:val="24"/>
+          <w:szCs w:val="24"/>
+        </w:rPr>
+      </w:pPr>
+      <w:r>
+        <w:rPr>
+          <w:rFonts w:cs="Times New Roman"/>
+          <w:sz w:val="24"/>
+          <w:szCs w:val="24"/>
+        </w:rPr>
+        <w:tab/>
+      </w:r>
+    </w:p>
+    <w:p>
+      <w:pPr>
+        <w:spacing w:after="0" w:line="360" w:lineRule="auto"/>
+        <w:ind w:firstLine="567"/>
+        <w:contextualSpacing/>
+        <w:jc w:val="center"/>
+        <w:rPr>
+          <w:rFonts w:cs="Times New Roman"/>
+          <w:sz w:val="24"/>
+          <w:szCs w:val="24"/>
+        </w:rPr>
+      </w:pPr>
+    </w:p>
+    <w:p>
+      <w:pPr>
+        <w:spacing w:after="0" w:line="360" w:lineRule="auto"/>
+        <w:ind w:firstLine="567"/>
+        <w:contextualSpacing/>
+        <w:jc w:val="center"/>
+        <w:rPr>
+          <w:rFonts w:cs="Times New Roman"/>
+          <w:sz w:val="24"/>
+          <w:szCs w:val="24"/>
+        </w:rPr>
+      </w:pPr>
+    </w:p>
+    <w:p>
+      <w:pPr>
+        <w:spacing w:after="0" w:line="360" w:lineRule="auto"/>
+        <w:ind w:firstLine="567"/>
+        <w:contextualSpacing/>
+        <w:jc w:val="center"/>
+        <w:rPr>
+          <w:rFonts w:cs="Times New Roman"/>
+          <w:sz w:val="24"/>
+          <w:szCs w:val="24"/>
+        </w:rPr>
+      </w:pPr>
+    </w:p>
+    <w:p>
+      <w:pPr>
+        <w:spacing w:after="0" w:line="360" w:lineRule="auto"/>
+        <w:ind w:firstLine="567"/>
+        <w:contextualSpacing/>
+        <w:jc w:val="center"/>
+        <w:rPr>
+          <w:rFonts w:cs="Times New Roman"/>
+          <w:sz w:val="24"/>
+          <w:szCs w:val="24"/>
+        </w:rPr>
+      </w:pPr>
+    </w:p>
+    <w:p>
+      <w:pPr>
+        <w:spacing w:after="0" w:line="360" w:lineRule="auto"/>
+        <w:ind w:firstLine="567"/>
+        <w:contextualSpacing/>
+        <w:jc w:val="center"/>
+        <w:rPr>
+          <w:rFonts w:cs="Times New Roman"/>
+          <w:sz w:val="24"/>
+          <w:szCs w:val="24"/>
+        </w:rPr>
+      </w:pPr>
+    </w:p>
+    <w:p>
+      <w:pPr>
+        <w:spacing w:after="0" w:line="360" w:lineRule="auto"/>
+        <w:ind w:firstLine="567"/>
+        <w:contextualSpacing/>
+        <w:jc w:val="center"/>
+        <w:rPr>
+          <w:rFonts w:cs="Times New Roman"/>
+          <w:sz w:val="24"/>
+          <w:szCs w:val="24"/>
+        </w:rPr>
+      </w:pPr>
+    </w:p>
+    <w:p>
+      <w:pPr>
+        <w:spacing w:after="0" w:line="360" w:lineRule="auto"/>
+        <w:ind w:firstLine="567"/>
+        <w:contextualSpacing/>
+        <w:jc w:val="center"/>
+        <w:rPr>
+          <w:rFonts w:cs="Times New Roman"/>
+          <w:sz w:val="24"/>
+          <w:szCs w:val="24"/>
+        </w:rPr>
+      </w:pPr>
+    </w:p>
+    <w:p>
+      <w:pPr>
+        <w:spacing w:after="0" w:line="360" w:lineRule="auto"/>
+        <w:contextualSpacing/>
+        <w:jc w:val="center"/>
+        <w:rPr>
+          <w:rFonts w:cs="Times New Roman"/>
+          <w:sz w:val="24"/>
+          <w:szCs w:val="24"/>
+        </w:rPr>
+      </w:pPr>
+      <w:r>
+        <w:rPr>
+          <w:rFonts w:cs="Times New Roman"/>
+          <w:sz w:val="24"/>
+          <w:szCs w:val="24"/>
+        </w:rPr>
+        <w:t xml:space="preserve">María Isabel Mayoriano Arrieta </w:t>
+      </w:r>
+    </w:p>
+    <w:p>
+      <w:pPr>
+        <w:spacing w:after="0" w:line="360" w:lineRule="auto"/>
+        <w:contextualSpacing/>
+        <w:jc w:val="center"/>
+        <w:rPr>
+          <w:rFonts w:cs="Times New Roman"/>
+          <w:sz w:val="24"/>
+          <w:szCs w:val="24"/>
+        </w:rPr>
+      </w:pPr>
+      <w:r>
+        <w:rPr>
+          <w:rFonts w:cs="Times New Roman"/>
+          <w:sz w:val="24"/>
+          <w:szCs w:val="24"/>
+        </w:rPr>
+        <w:t xml:space="preserve">María Ángel Morales Llorente </w:t>
+      </w:r>
+    </w:p>
+    <w:p>
+      <w:pPr>
+        <w:spacing w:after="0" w:line="360" w:lineRule="auto"/>
+        <w:contextualSpacing/>
+        <w:jc w:val="center"/>
+        <w:rPr>
+          <w:rFonts w:cs="Times New Roman"/>
+          <w:sz w:val="24"/>
+          <w:szCs w:val="24"/>
+        </w:rPr>
+      </w:pPr>
+      <w:r>
+        <w:rPr>
+          <w:rFonts w:cs="Times New Roman"/>
+          <w:sz w:val="24"/>
+          <w:szCs w:val="24"/>
+        </w:rPr>
+        <w:t xml:space="preserve">Maira Alejandra Narváez Ruz </w:t>
+      </w:r>
+    </w:p>
+    <w:p>
+      <w:pPr>
+        <w:spacing w:after="0" w:line="360" w:lineRule="auto"/>
+        <w:contextualSpacing/>
+        <w:jc w:val="center"/>
+        <w:rPr>
+          <w:rFonts w:cs="Times New Roman"/>
+          <w:sz w:val="24"/>
+          <w:szCs w:val="24"/>
+        </w:rPr>
+      </w:pPr>
+    </w:p>
+    <w:p>
+      <w:pPr>
+        <w:spacing w:after="0" w:line="360" w:lineRule="auto"/>
+        <w:contextualSpacing/>
+        <w:jc w:val="center"/>
+        <w:rPr>
+          <w:rFonts w:cs="Times New Roman"/>
+          <w:sz w:val="24"/>
+          <w:szCs w:val="24"/>
+        </w:rPr>
+      </w:pPr>
+    </w:p>
+    <w:p>
+      <w:pPr>
+        <w:spacing w:after="0" w:line="360" w:lineRule="auto"/>
+        <w:contextualSpacing/>
+        <w:jc w:val="center"/>
+        <w:rPr>
+          <w:rFonts w:cs="Times New Roman"/>
+          <w:sz w:val="24"/>
+          <w:szCs w:val="24"/>
+        </w:rPr>
+      </w:pPr>
+      <w:r>
+        <w:rPr>
+          <w:rFonts w:cs="Times New Roman"/>
+          <w:sz w:val="24"/>
+          <w:szCs w:val="24"/>
+        </w:rPr>
+        <w:t xml:space="preserve">Séptimo Semestre </w:t>
+      </w:r>
+    </w:p>
+    <w:p>
+      <w:pPr>
+        <w:spacing w:after="0" w:line="360" w:lineRule="auto"/>
+        <w:contextualSpacing/>
+        <w:jc w:val="center"/>
+        <w:rPr>
+          <w:rFonts w:cs="Times New Roman"/>
+          <w:sz w:val="24"/>
+          <w:szCs w:val="24"/>
+        </w:rPr>
+      </w:pPr>
+    </w:p>
+    <w:p>
+      <w:pPr>
+        <w:spacing w:after="0" w:line="360" w:lineRule="auto"/>
+        <w:contextualSpacing/>
+        <w:jc w:val="center"/>
+        <w:rPr>
+          <w:rFonts w:cs="Times New Roman"/>
+          <w:sz w:val="24"/>
+          <w:szCs w:val="24"/>
+        </w:rPr>
+      </w:pPr>
+    </w:p>
+    <w:p>
+      <w:pPr>
+        <w:spacing w:after="0" w:line="360" w:lineRule="auto"/>
+        <w:contextualSpacing/>
+        <w:jc w:val="center"/>
+        <w:rPr>
+          <w:rFonts w:cs="Times New Roman"/>
+          <w:sz w:val="24"/>
+          <w:szCs w:val="24"/>
+        </w:rPr>
+      </w:pPr>
+    </w:p>
+    <w:p>
+      <w:pPr>
+        <w:spacing w:after="0" w:line="360" w:lineRule="auto"/>
+        <w:contextualSpacing/>
+        <w:jc w:val="center"/>
+        <w:rPr>
+          <w:rFonts w:cs="Times New Roman"/>
+          <w:sz w:val="24"/>
+          <w:szCs w:val="24"/>
+        </w:rPr>
+      </w:pPr>
+    </w:p>
+    <w:p>
+      <w:pPr>
+        <w:spacing w:after="0" w:line="360" w:lineRule="auto"/>
+        <w:contextualSpacing/>
+        <w:jc w:val="center"/>
+        <w:rPr>
+          <w:rFonts w:cs="Times New Roman"/>
+          <w:sz w:val="24"/>
+          <w:szCs w:val="24"/>
+        </w:rPr>
+      </w:pPr>
+      <w:r>
+        <w:rPr>
+          <w:rFonts w:cs="Times New Roman"/>
+          <w:sz w:val="24"/>
+          <w:szCs w:val="24"/>
+        </w:rPr>
+        <w:t xml:space="preserve">Docente: </w:t>
+      </w:r>
+      <w:r>
+        <w:rPr>
+          <w:rFonts w:cs="Times New Roman"/>
+          <w:sz w:val="24"/>
+          <w:szCs w:val="24"/>
+        </w:rPr>
+        <w:br/>
+      </w:r>
+      <w:r>
+        <w:rPr>
+          <w:rFonts w:cs="Times New Roman"/>
+          <w:sz w:val="24"/>
+          <w:szCs w:val="24"/>
+        </w:rPr>
+        <w:t xml:space="preserve">Jhon Jaime Méndez </w:t>
+      </w:r>
+    </w:p>
+    <w:p>
+      <w:pPr>
+        <w:spacing w:after="0" w:line="360" w:lineRule="auto"/>
+        <w:contextualSpacing/>
+        <w:jc w:val="center"/>
+        <w:rPr>
+          <w:rFonts w:cs="Times New Roman"/>
+          <w:sz w:val="24"/>
+          <w:szCs w:val="24"/>
+        </w:rPr>
+      </w:pPr>
+    </w:p>
+    <w:p>
+      <w:pPr>
+        <w:spacing w:after="0" w:line="360" w:lineRule="auto"/>
+        <w:contextualSpacing/>
+        <w:jc w:val="center"/>
+        <w:rPr>
+          <w:rFonts w:cs="Times New Roman"/>
+          <w:sz w:val="24"/>
+          <w:szCs w:val="24"/>
+        </w:rPr>
+      </w:pPr>
+    </w:p>
+    <w:p>
+      <w:pPr>
+        <w:spacing w:after="0" w:line="360" w:lineRule="auto"/>
+        <w:contextualSpacing/>
+        <w:rPr>
+          <w:rFonts w:cs="Times New Roman"/>
+          <w:sz w:val="24"/>
+          <w:szCs w:val="24"/>
+        </w:rPr>
+      </w:pPr>
+    </w:p>
+    <w:p>
+      <w:pPr>
+        <w:spacing w:after="0" w:line="360" w:lineRule="auto"/>
+        <w:contextualSpacing/>
+        <w:rPr>
+          <w:rFonts w:cs="Times New Roman"/>
+          <w:sz w:val="24"/>
+          <w:szCs w:val="24"/>
+        </w:rPr>
+      </w:pPr>
+    </w:p>
+    <w:p>
+      <w:pPr>
+        <w:spacing w:after="0" w:line="360" w:lineRule="auto"/>
+        <w:contextualSpacing/>
+        <w:jc w:val="center"/>
+        <w:rPr>
+          <w:rFonts w:cs="Times New Roman"/>
+          <w:sz w:val="24"/>
+          <w:szCs w:val="24"/>
+        </w:rPr>
+      </w:pPr>
+      <w:r>
+        <w:rPr>
+          <w:rFonts w:cs="Times New Roman"/>
+          <w:sz w:val="24"/>
+          <w:szCs w:val="24"/>
+        </w:rPr>
+        <w:t>Corporación Universitaria del Caribe – CECAR</w:t>
+      </w:r>
+    </w:p>
+    <w:p>
+      <w:pPr>
+        <w:spacing w:after="0" w:line="360" w:lineRule="auto"/>
+        <w:contextualSpacing/>
+        <w:jc w:val="center"/>
+        <w:rPr>
+          <w:rFonts w:cs="Times New Roman"/>
+          <w:sz w:val="24"/>
+          <w:szCs w:val="24"/>
+        </w:rPr>
+      </w:pPr>
+      <w:r>
+        <w:rPr>
+          <w:rFonts w:cs="Times New Roman"/>
+          <w:sz w:val="24"/>
+          <w:szCs w:val="24"/>
+        </w:rPr>
+        <w:t>Facultad Ciencias Básicas, Ingeniería y Arquitectura</w:t>
+      </w:r>
+    </w:p>
+    <w:p>
+      <w:pPr>
+        <w:spacing w:after="0" w:line="360" w:lineRule="auto"/>
+        <w:contextualSpacing/>
+        <w:jc w:val="center"/>
+        <w:rPr>
+          <w:rFonts w:cs="Times New Roman"/>
+          <w:sz w:val="24"/>
+          <w:szCs w:val="24"/>
+        </w:rPr>
+      </w:pPr>
+      <w:r>
+        <w:rPr>
+          <w:rFonts w:cs="Times New Roman"/>
+          <w:sz w:val="24"/>
+          <w:szCs w:val="24"/>
+        </w:rPr>
+        <w:t xml:space="preserve">Ingeniería de Sistemas </w:t>
+      </w:r>
+    </w:p>
+    <w:p>
+      <w:pPr>
+        <w:spacing w:after="0" w:line="360" w:lineRule="auto"/>
+        <w:contextualSpacing/>
+        <w:jc w:val="center"/>
+        <w:rPr>
+          <w:rFonts w:cs="Times New Roman"/>
+          <w:sz w:val="24"/>
+          <w:szCs w:val="24"/>
+        </w:rPr>
+      </w:pPr>
+      <w:r>
+        <w:rPr>
+          <w:rFonts w:cs="Times New Roman"/>
+          <w:sz w:val="24"/>
+          <w:szCs w:val="24"/>
+        </w:rPr>
+        <w:t xml:space="preserve">Arquitectura empresarial de TI </w:t>
+      </w:r>
+    </w:p>
+    <w:p>
+      <w:pPr>
+        <w:spacing w:after="0" w:line="360" w:lineRule="auto"/>
+        <w:contextualSpacing/>
+        <w:jc w:val="center"/>
+        <w:rPr>
+          <w:rFonts w:cs="Times New Roman"/>
+          <w:sz w:val="24"/>
+          <w:szCs w:val="24"/>
+        </w:rPr>
+      </w:pPr>
+      <w:r>
+        <w:rPr>
+          <w:rFonts w:cs="Times New Roman"/>
+          <w:sz w:val="24"/>
+          <w:szCs w:val="24"/>
+        </w:rPr>
+        <w:t xml:space="preserve">Sincelejo – Sucre </w:t>
+      </w:r>
+    </w:p>
+    <w:p>
+      <w:pPr>
+        <w:spacing w:after="0" w:line="360" w:lineRule="auto"/>
+        <w:contextualSpacing/>
+        <w:jc w:val="center"/>
+        <w:rPr>
+          <w:rFonts w:cs="Times New Roman"/>
+          <w:sz w:val="24"/>
+          <w:szCs w:val="24"/>
+        </w:rPr>
+      </w:pPr>
+      <w:r>
+        <w:rPr>
+          <w:rFonts w:cs="Times New Roman"/>
+          <w:sz w:val="24"/>
+          <w:szCs w:val="24"/>
+        </w:rPr>
+        <w:t>202</w:t>
+      </w:r>
+      <w:r>
+        <w:rPr>
+          <w:rFonts w:cs="Times New Roman"/>
+          <w:sz w:val="24"/>
+          <w:szCs w:val="24"/>
+        </w:rPr>
+        <w:t>6</w:t>
+      </w:r>
+    </w:p>
+    <w:p>
+      <w:pPr>
+        <w:pStyle w:val="Title"/>
         <w:jc w:val="center"/>
       </w:pPr>
       <w:r>
+        <w:lastRenderedPageBreak/>
         <w:t>Taller – Plataforma de Turismo Inteligente del Departamento de Sucre</w:t>
       </w:r>
     </w:p>
     <w:p>
       <w:pPr>
-        <w:pStyle w:val="Ttulo1"/>
+        <w:pStyle w:val="Heading1"/>
       </w:pPr>
       <w:r>
         <w:t>1. Contexto</w:t>
@@ -42,7 +539,7 @@
     </w:p>
     <w:p>
       <w:pPr>
-        <w:pStyle w:val="Ttulo1"/>
+        <w:pStyle w:val="Heading1"/>
       </w:pPr>
       <w:r>
         <w:t>2. Entorno</w:t>
@@ -176,7 +673,7 @@
     </w:tbl>
     <w:p>
       <w:pPr>
-        <w:pStyle w:val="Ttulo1"/>
+        <w:pStyle w:val="Heading1"/>
       </w:pPr>
       <w:r>
         <w:t>3. Drivers</w:t>
@@ -233,7 +730,6 @@
           </w:tcPr>
           <w:p>
             <w:r>
-              <w:lastRenderedPageBreak/>
               <w:t>Avance tecnológico.</w:t>
             </w:r>
           </w:p>
@@ -299,7 +795,7 @@
     </w:tbl>
     <w:p>
       <w:pPr>
-        <w:pStyle w:val="Ttulo1"/>
+        <w:pStyle w:val="Heading1"/>
       </w:pPr>
       <w:r>
         <w:t>4. Oportunidad</w:t>
@@ -374,7 +870,7 @@
     </w:tbl>
     <w:p>
       <w:pPr>
-        <w:pStyle w:val="Ttulo1"/>
+        <w:pStyle w:val="Heading1"/>
       </w:pPr>
       <w:r>
         <w:t>5. Idea de negocio</w:t>
@@ -488,11 +984,7 @@
           </w:tcPr>
           <w:p>
             <w:r>
-              <w:t xml:space="preserve">Comisión por cada reserva realizada a través de la plataforma, planes de </w:t>
-            </w:r>
-            <w:r>
-              <w:lastRenderedPageBreak/>
-              <w:t xml:space="preserve">suscripción para proveedores turísticos y publicidad de servicios destacados dentro de la plataforma. </w:t>
+              <w:t xml:space="preserve">Comisión por cada reserva realizada a través de la plataforma, planes de suscripción para proveedores turísticos y publicidad de servicios destacados dentro de la plataforma. </w:t>
             </w:r>
           </w:p>
         </w:tc>
@@ -504,7 +996,6 @@
           </w:tcPr>
           <w:p>
             <w:r>
-              <w:lastRenderedPageBreak/>
               <w:t>Factor Diferenciador</w:t>
             </w:r>
           </w:p>
@@ -588,7 +1079,7 @@
     </w:tbl>
     <w:p>
       <w:pPr>
-        <w:pStyle w:val="Ttulo1"/>
+        <w:pStyle w:val="Heading1"/>
       </w:pPr>
       <w:r>
         <w:t xml:space="preserve">6. </w:t>
@@ -755,7 +1246,7 @@
     <w:p/>
     <w:p>
       <w:pPr>
-        <w:pStyle w:val="Ttulo1"/>
+        <w:pStyle w:val="Heading1"/>
       </w:pPr>
       <w:r>
         <w:t xml:space="preserve">7. </w:t>
@@ -869,10 +1360,9 @@
     </w:p>
     <w:p>
       <w:pPr>
-        <w:pStyle w:val="Ttulo1"/>
+        <w:pStyle w:val="Heading1"/>
       </w:pPr>
       <w:r>
-        <w:lastRenderedPageBreak/>
         <w:t>8</w:t>
       </w:r>
       <w:r>
@@ -1017,7 +1507,7 @@
     </w:tbl>
     <w:p>
       <w:pPr>
-        <w:pStyle w:val="Ttulo1"/>
+        <w:pStyle w:val="Heading1"/>
       </w:pPr>
       <w:r>
         <w:t>9</w:t>
@@ -1122,10 +1612,9 @@
     </w:tbl>
     <w:p>
       <w:pPr>
-        <w:pStyle w:val="Ttulo1"/>
+        <w:pStyle w:val="Heading1"/>
       </w:pPr>
       <w:r>
-        <w:lastRenderedPageBreak/>
         <w:t>10</w:t>
       </w:r>
       <w:r>
@@ -1251,7 +1740,7 @@
     </w:tbl>
     <w:p>
       <w:pPr>
-        <w:pStyle w:val="Ttulo1"/>
+        <w:pStyle w:val="Heading1"/>
       </w:pPr>
       <w:r>
         <w:t xml:space="preserve">11. Justifica </w:t>
@@ -1304,23 +1793,8 @@
         <w:t xml:space="preserve"> </w:t>
       </w:r>
       <w:r>
-        <w:t xml:space="preserve">Además, </w:t>
+        <w:t>Además, Para la implementación de este proyecto se puede utilizar un enfoque de Arquitectura Empresarial basado en capas, como el propuesto por marcos de referencia como TOGAF, el cual divide el sistema en arquitectura de negocio, datos, aplicaciones y tecnología. Este enfoque permite una mejor organización del sistema, facilita la integración de servicios y asegura que la solución tecnológica esté alineada con los objetivos estratégicos del turismo en el departamento de Sucre.</w:t>
       </w:r>
-      <w:r>
-        <w:t>Para la implementación de este proyecto se puede utilizar un enfoque de Arquitectura Empresarial basado en capas, como el propuesto por marcos de referencia como TOGAF, el cual divide el sistema en arquitectura de negocio, datos, aplicaciones y tecnología. Este enfoque permite una mejor organización del sistema, facilita la integración de servicios y asegura que la solución tecnológica esté alineada con los objetivos estratégicos del turismo en el departamento de Sucre.</w:t>
-      </w:r>
-    </w:p>
-    <w:p>
-      <w:pPr>
-        <w:rPr>
-          <w:rFonts w:asciiTheme="majorHAnsi" w:eastAsiaTheme="majorEastAsia" w:hAnsiTheme="majorHAnsi" w:cstheme="majorBidi"/>
-          <w:b/>
-          <w:bCs/>
-          <w:color w:val="365F91" w:themeColor="accent1" w:themeShade="BF"/>
-          <w:sz w:val="28"/>
-          <w:szCs w:val="28"/>
-        </w:rPr>
-      </w:pPr>
     </w:p>
     <w:p>
       <w:pPr>
@@ -1347,7 +1821,7 @@
     </w:p>
     <w:tbl>
       <w:tblPr>
-        <w:tblStyle w:val="Tablaconcuadrcula"/>
+        <w:tblStyle w:val="TableGrid"/>
         <w:tblW w:w="0" w:type="auto"/>
         <w:tblInd w:w="38" w:type="dxa"/>
         <w:tblLook w:val="04A0" w:firstRow="1" w:lastRow="0" w:firstColumn="1" w:lastColumn="0" w:noHBand="0" w:noVBand="1"/>
@@ -1511,7 +1985,7 @@
             <w:hyperlink r:id="rId6" w:history="1">
               <w:r>
                 <w:rPr>
-                  <w:rStyle w:val="Hipervnculo"/>
+                  <w:rStyle w:val="Hyperlink"/>
                 </w:rPr>
                 <w:t>Documento 1</w:t>
               </w:r>
@@ -1548,7 +2022,7 @@
             <w:hyperlink r:id="rId7" w:history="1">
               <w:r>
                 <w:rPr>
-                  <w:rStyle w:val="Hipervnculo"/>
+                  <w:rStyle w:val="Hyperlink"/>
                 </w:rPr>
                 <w:t>Documento 2</w:t>
               </w:r>
@@ -1585,7 +2059,7 @@
             <w:hyperlink r:id="rId8" w:history="1">
               <w:r>
                 <w:rPr>
-                  <w:rStyle w:val="Hipervnculo"/>
+                  <w:rStyle w:val="Hyperlink"/>
                 </w:rPr>
                 <w:t>Documento 3</w:t>
               </w:r>
@@ -1622,7 +2096,7 @@
             <w:hyperlink r:id="rId9" w:history="1">
               <w:r>
                 <w:rPr>
-                  <w:rStyle w:val="Hipervnculo"/>
+                  <w:rStyle w:val="Hyperlink"/>
                 </w:rPr>
                 <w:t>Documento 4</w:t>
               </w:r>
@@ -1668,7 +2142,7 @@
 </file>
 
 <file path=word/numbering.xml><?xml version="1.0" encoding="utf-8"?>
-<w:numbering xmlns:wpc="http://schemas.microsoft.com/office/word/2010/wordprocessingCanvas" xmlns:cx="http://schemas.microsoft.com/office/drawing/2014/chartex" xmlns:cx1="http://schemas.microsoft.com/office/drawing/2015/9/8/chartex" xmlns:cx2="http://schemas.microsoft.com/office/drawing/2015/10/21/chartex" xmlns:cx3="http://schemas.microsoft.com/office/drawing/2016/5/9/chartex" xmlns:cx4="http://schemas.microsoft.com/office/drawing/2016/5/10/chartex" xmlns:cx5="http://schemas.microsoft.com/office/drawing/2016/5/11/chartex" xmlns:cx6="http://schemas.microsoft.com/office/drawing/2016/5/12/chartex" xmlns:cx7="http://schemas.microsoft.com/office/drawing/2016/5/13/chartex" xmlns:cx8="http://schemas.microsoft.com/office/drawing/2016/5/14/chartex" xmlns:mc="http://schemas.openxmlformats.org/markup-compatibility/2006" xmlns:aink="http://schemas.microsoft.com/office/drawing/2016/ink" xmlns:am3d="http://schemas.microsoft.com/office/drawing/2017/model3d" xmlns:o="urn:schemas-microsoft-com:office:office" xmlns:r="http://schemas.openxmlformats.org/officeDocument/2006/relationships" xmlns:m="http://schemas.openxmlformats.org/officeDocument/2006/math" xmlns:v="urn:schemas-microsoft-com:vml" xmlns:wp14="http://schemas.microsoft.com/office/word/2010/wordprocessingDrawing" xmlns:wp="http://schemas.openxmlformats.org/drawingml/2006/wordprocessingDrawing" xmlns:w10="urn:schemas-microsoft-com:office:word" xmlns:w="http://schemas.openxmlformats.org/wordprocessingml/2006/main" xmlns:w14="http://schemas.microsoft.com/office/word/2010/wordml" xmlns:w15="http://schemas.microsoft.com/office/word/2012/wordml" xmlns:w16cex="http://schemas.microsoft.com/office/word/2018/wordml/cex" xmlns:w16cid="http://schemas.microsoft.com/office/word/2016/wordml/cid" xmlns:w16="http://schemas.microsoft.com/office/word/2018/wordml" xmlns:w16sdtdh="http://schemas.microsoft.com/office/word/2020/wordml/sdtdatahash" xmlns:w16se="http://schemas.microsoft.com/office/word/2015/wordml/symex" xmlns:wpg="http://schemas.microsoft.com/office/word/2010/wordprocessingGroup" xmlns:wpi="http://schemas.microsoft.com/office/word/2010/wordprocessingInk" xmlns:wne="http://schemas.microsoft.com/office/word/2006/wordml" xmlns:wps="http://schemas.microsoft.com/office/word/2010/wordprocessingShape" mc:Ignorable="w14 w15 w16se w16cid w16 w16cex w16sdtdh wp14">
+<w:numbering xmlns:wpc="http://schemas.microsoft.com/office/word/2010/wordprocessingCanvas" xmlns:cx="http://schemas.microsoft.com/office/drawing/2014/chartex" xmlns:cx1="http://schemas.microsoft.com/office/drawing/2015/9/8/chartex" xmlns:cx2="http://schemas.microsoft.com/office/drawing/2015/10/21/chartex" xmlns:cx3="http://schemas.microsoft.com/office/drawing/2016/5/9/chartex" xmlns:cx4="http://schemas.microsoft.com/office/drawing/2016/5/10/chartex" xmlns:cx5="http://schemas.microsoft.com/office/drawing/2016/5/11/chartex" xmlns:cx6="http://schemas.microsoft.com/office/drawing/2016/5/12/chartex" xmlns:cx7="http://schemas.microsoft.com/office/drawing/2016/5/13/chartex" xmlns:cx8="http://schemas.microsoft.com/office/drawing/2016/5/14/chartex" xmlns:mc="http://schemas.openxmlformats.org/markup-compatibility/2006" xmlns:aink="http://schemas.microsoft.com/office/drawing/2016/ink" xmlns:am3d="http://schemas.microsoft.com/office/drawing/2017/model3d" xmlns:o="urn:schemas-microsoft-com:office:office" xmlns:oel="http://schemas.microsoft.com/office/2019/extlst" xmlns:r="http://schemas.openxmlformats.org/officeDocument/2006/relationships" xmlns:m="http://schemas.openxmlformats.org/officeDocument/2006/math" xmlns:v="urn:schemas-microsoft-com:vml" xmlns:wp14="http://schemas.microsoft.com/office/word/2010/wordprocessingDrawing" xmlns:wp="http://schemas.openxmlformats.org/drawingml/2006/wordprocessingDrawing" xmlns:w10="urn:schemas-microsoft-com:office:word" xmlns:w="http://schemas.openxmlformats.org/wordprocessingml/2006/main" xmlns:w14="http://schemas.microsoft.com/office/word/2010/wordml" xmlns:w15="http://schemas.microsoft.com/office/word/2012/wordml" xmlns:w16cex="http://schemas.microsoft.com/office/word/2018/wordml/cex" xmlns:w16cid="http://schemas.microsoft.com/office/word/2016/wordml/cid" xmlns:w16="http://schemas.microsoft.com/office/word/2018/wordml" xmlns:w16du="http://schemas.microsoft.com/office/word/2023/wordml/word16du" xmlns:w16sdtdh="http://schemas.microsoft.com/office/word/2020/wordml/sdtdatahash" xmlns:w16sdtfl="http://schemas.microsoft.com/office/word/2024/wordml/sdtformatlock" xmlns:w16se="http://schemas.microsoft.com/office/word/2015/wordml/symex" xmlns:wpg="http://schemas.microsoft.com/office/word/2010/wordprocessingGroup" xmlns:wpi="http://schemas.microsoft.com/office/word/2010/wordprocessingInk" xmlns:wne="http://schemas.microsoft.com/office/word/2006/wordml" xmlns:wps="http://schemas.microsoft.com/office/word/2010/wordprocessingShape" mc:Ignorable="w14 w15 w16se w16cid w16 w16cex w16sdtdh w16sdtfl w16du wp14">
   <w:abstractNum w:abstractNumId="0" w15:restartNumberingAfterBreak="0">
     <w:nsid w:val="FFFFFF7C"/>
     <w:multiLevelType w:val="singleLevel"/>
@@ -1710,7 +2184,7 @@
     <w:lvl w:ilvl="0">
       <w:start w:val="1"/>
       <w:numFmt w:val="decimal"/>
-      <w:pStyle w:val="Listaconnmeros3"/>
+      <w:pStyle w:val="ListNumber3"/>
       <w:lvlText w:val="%1."/>
       <w:lvlJc w:val="left"/>
       <w:pPr>
@@ -1728,7 +2202,7 @@
     <w:lvl w:ilvl="0">
       <w:start w:val="1"/>
       <w:numFmt w:val="decimal"/>
-      <w:pStyle w:val="Listaconnmeros2"/>
+      <w:pStyle w:val="ListNumber2"/>
       <w:lvlText w:val="%1."/>
       <w:lvlJc w:val="left"/>
       <w:pPr>
@@ -1766,7 +2240,7 @@
     <w:lvl w:ilvl="0">
       <w:start w:val="1"/>
       <w:numFmt w:val="bullet"/>
-      <w:pStyle w:val="Listaconvietas3"/>
+      <w:pStyle w:val="ListBullet3"/>
       <w:lvlText w:val=""/>
       <w:lvlJc w:val="left"/>
       <w:pPr>
@@ -1787,7 +2261,7 @@
     <w:lvl w:ilvl="0">
       <w:start w:val="1"/>
       <w:numFmt w:val="bullet"/>
-      <w:pStyle w:val="Listaconvietas2"/>
+      <w:pStyle w:val="ListBullet2"/>
       <w:lvlText w:val=""/>
       <w:lvlJc w:val="left"/>
       <w:pPr>
@@ -1808,7 +2282,7 @@
     <w:lvl w:ilvl="0">
       <w:start w:val="1"/>
       <w:numFmt w:val="decimal"/>
-      <w:pStyle w:val="Listaconnmeros"/>
+      <w:pStyle w:val="ListNumber"/>
       <w:lvlText w:val="%1."/>
       <w:lvlJc w:val="left"/>
       <w:pPr>
@@ -1826,7 +2300,7 @@
     <w:lvl w:ilvl="0">
       <w:start w:val="1"/>
       <w:numFmt w:val="bullet"/>
-      <w:pStyle w:val="Listaconvietas"/>
+      <w:pStyle w:val="ListBullet"/>
       <w:lvlText w:val=""/>
       <w:lvlJc w:val="left"/>
       <w:pPr>
@@ -1953,41 +2427,41 @@
       </w:rPr>
     </w:lvl>
   </w:abstractNum>
-  <w:num w:numId="1">
+  <w:num w:numId="1" w16cid:durableId="1604921169">
     <w:abstractNumId w:val="8"/>
   </w:num>
-  <w:num w:numId="2">
+  <w:num w:numId="2" w16cid:durableId="1196432575">
     <w:abstractNumId w:val="6"/>
   </w:num>
-  <w:num w:numId="3">
+  <w:num w:numId="3" w16cid:durableId="274600468">
     <w:abstractNumId w:val="5"/>
   </w:num>
-  <w:num w:numId="4">
+  <w:num w:numId="4" w16cid:durableId="1755393806">
     <w:abstractNumId w:val="4"/>
   </w:num>
-  <w:num w:numId="5">
+  <w:num w:numId="5" w16cid:durableId="1789279410">
     <w:abstractNumId w:val="7"/>
   </w:num>
-  <w:num w:numId="6">
+  <w:num w:numId="6" w16cid:durableId="502670044">
     <w:abstractNumId w:val="3"/>
   </w:num>
-  <w:num w:numId="7">
+  <w:num w:numId="7" w16cid:durableId="1149441200">
     <w:abstractNumId w:val="2"/>
   </w:num>
-  <w:num w:numId="8">
+  <w:num w:numId="8" w16cid:durableId="1437015193">
     <w:abstractNumId w:val="1"/>
   </w:num>
-  <w:num w:numId="9">
+  <w:num w:numId="9" w16cid:durableId="361983511">
     <w:abstractNumId w:val="0"/>
   </w:num>
-  <w:num w:numId="10">
+  <w:num w:numId="10" w16cid:durableId="1649018021">
     <w:abstractNumId w:val="9"/>
   </w:num>
 </w:numbering>
 </file>
 
 <file path=word/styles.xml><?xml version="1.0" encoding="utf-8"?>
-<w:styles xmlns:mc="http://schemas.openxmlformats.org/markup-compatibility/2006" xmlns:r="http://schemas.openxmlformats.org/officeDocument/2006/relationships" xmlns:w="http://schemas.openxmlformats.org/wordprocessingml/2006/main" xmlns:w14="http://schemas.microsoft.com/office/word/2010/wordml" xmlns:w15="http://schemas.microsoft.com/office/word/2012/wordml" xmlns:w16cex="http://schemas.microsoft.com/office/word/2018/wordml/cex" xmlns:w16cid="http://schemas.microsoft.com/office/word/2016/wordml/cid" xmlns:w16="http://schemas.microsoft.com/office/word/2018/wordml" xmlns:w16sdtdh="http://schemas.microsoft.com/office/word/2020/wordml/sdtdatahash" xmlns:w16se="http://schemas.microsoft.com/office/word/2015/wordml/symex" mc:Ignorable="w14 w15 w16se w16cid w16 w16cex w16sdtdh">
+<w:styles xmlns:mc="http://schemas.openxmlformats.org/markup-compatibility/2006" xmlns:r="http://schemas.openxmlformats.org/officeDocument/2006/relationships" xmlns:w="http://schemas.openxmlformats.org/wordprocessingml/2006/main" xmlns:w14="http://schemas.microsoft.com/office/word/2010/wordml" xmlns:w15="http://schemas.microsoft.com/office/word/2012/wordml" xmlns:w16cex="http://schemas.microsoft.com/office/word/2018/wordml/cex" xmlns:w16cid="http://schemas.microsoft.com/office/word/2016/wordml/cid" xmlns:w16="http://schemas.microsoft.com/office/word/2018/wordml" xmlns:w16du="http://schemas.microsoft.com/office/word/2023/wordml/word16du" xmlns:w16sdtdh="http://schemas.microsoft.com/office/word/2020/wordml/sdtdatahash" xmlns:w16sdtfl="http://schemas.microsoft.com/office/word/2024/wordml/sdtformatlock" xmlns:w16se="http://schemas.microsoft.com/office/word/2015/wordml/symex" mc:Ignorable="w14 w15 w16se w16cid w16 w16cex w16sdtdh w16sdtfl w16du">
   <w:docDefaults>
     <w:rPrDefault>
       <w:rPr>
@@ -2380,11 +2854,11 @@
       <w:lang w:val="es-CO"/>
     </w:rPr>
   </w:style>
-  <w:style w:type="paragraph" w:styleId="Ttulo1">
+  <w:style w:type="paragraph" w:styleId="Heading1">
     <w:name w:val="heading 1"/>
     <w:basedOn w:val="Normal"/>
     <w:next w:val="Normal"/>
-    <w:link w:val="Ttulo1Car"/>
+    <w:link w:val="Heading1Char"/>
     <w:uiPriority w:val="9"/>
     <w:qFormat/>
     <w:rsid w:val="00FC693F"/>
@@ -2403,11 +2877,11 @@
       <w:szCs w:val="28"/>
     </w:rPr>
   </w:style>
-  <w:style w:type="paragraph" w:styleId="Ttulo2">
+  <w:style w:type="paragraph" w:styleId="Heading2">
     <w:name w:val="heading 2"/>
     <w:basedOn w:val="Normal"/>
     <w:next w:val="Normal"/>
-    <w:link w:val="Ttulo2Car"/>
+    <w:link w:val="Heading2Char"/>
     <w:uiPriority w:val="9"/>
     <w:unhideWhenUsed/>
     <w:qFormat/>
@@ -2427,11 +2901,11 @@
       <w:szCs w:val="26"/>
     </w:rPr>
   </w:style>
-  <w:style w:type="paragraph" w:styleId="Ttulo3">
+  <w:style w:type="paragraph" w:styleId="Heading3">
     <w:name w:val="heading 3"/>
     <w:basedOn w:val="Normal"/>
     <w:next w:val="Normal"/>
-    <w:link w:val="Ttulo3Car"/>
+    <w:link w:val="Heading3Char"/>
     <w:uiPriority w:val="9"/>
     <w:unhideWhenUsed/>
     <w:qFormat/>
@@ -2449,11 +2923,11 @@
       <w:color w:val="4F81BD" w:themeColor="accent1"/>
     </w:rPr>
   </w:style>
-  <w:style w:type="paragraph" w:styleId="Ttulo4">
+  <w:style w:type="paragraph" w:styleId="Heading4">
     <w:name w:val="heading 4"/>
     <w:basedOn w:val="Normal"/>
     <w:next w:val="Normal"/>
-    <w:link w:val="Ttulo4Car"/>
+    <w:link w:val="Heading4Char"/>
     <w:uiPriority w:val="9"/>
     <w:semiHidden/>
     <w:unhideWhenUsed/>
@@ -2474,11 +2948,11 @@
       <w:color w:val="4F81BD" w:themeColor="accent1"/>
     </w:rPr>
   </w:style>
-  <w:style w:type="paragraph" w:styleId="Ttulo5">
+  <w:style w:type="paragraph" w:styleId="Heading5">
     <w:name w:val="heading 5"/>
     <w:basedOn w:val="Normal"/>
     <w:next w:val="Normal"/>
-    <w:link w:val="Ttulo5Car"/>
+    <w:link w:val="Heading5Char"/>
     <w:uiPriority w:val="9"/>
     <w:semiHidden/>
     <w:unhideWhenUsed/>
@@ -2495,11 +2969,11 @@
       <w:color w:val="243F60" w:themeColor="accent1" w:themeShade="7F"/>
     </w:rPr>
   </w:style>
-  <w:style w:type="paragraph" w:styleId="Ttulo6">
+  <w:style w:type="paragraph" w:styleId="Heading6">
     <w:name w:val="heading 6"/>
     <w:basedOn w:val="Normal"/>
     <w:next w:val="Normal"/>
-    <w:link w:val="Ttulo6Car"/>
+    <w:link w:val="Heading6Char"/>
     <w:uiPriority w:val="9"/>
     <w:semiHidden/>
     <w:unhideWhenUsed/>
@@ -2518,11 +2992,11 @@
       <w:color w:val="243F60" w:themeColor="accent1" w:themeShade="7F"/>
     </w:rPr>
   </w:style>
-  <w:style w:type="paragraph" w:styleId="Ttulo7">
+  <w:style w:type="paragraph" w:styleId="Heading7">
     <w:name w:val="heading 7"/>
     <w:basedOn w:val="Normal"/>
     <w:next w:val="Normal"/>
-    <w:link w:val="Ttulo7Car"/>
+    <w:link w:val="Heading7Char"/>
     <w:uiPriority w:val="9"/>
     <w:semiHidden/>
     <w:unhideWhenUsed/>
@@ -2541,11 +3015,11 @@
       <w:color w:val="404040" w:themeColor="text1" w:themeTint="BF"/>
     </w:rPr>
   </w:style>
-  <w:style w:type="paragraph" w:styleId="Ttulo8">
+  <w:style w:type="paragraph" w:styleId="Heading8">
     <w:name w:val="heading 8"/>
     <w:basedOn w:val="Normal"/>
     <w:next w:val="Normal"/>
-    <w:link w:val="Ttulo8Car"/>
+    <w:link w:val="Heading8Char"/>
     <w:uiPriority w:val="9"/>
     <w:semiHidden/>
     <w:unhideWhenUsed/>
@@ -2564,11 +3038,11 @@
       <w:szCs w:val="20"/>
     </w:rPr>
   </w:style>
-  <w:style w:type="paragraph" w:styleId="Ttulo9">
+  <w:style w:type="paragraph" w:styleId="Heading9">
     <w:name w:val="heading 9"/>
     <w:basedOn w:val="Normal"/>
     <w:next w:val="Normal"/>
-    <w:link w:val="Ttulo9Car"/>
+    <w:link w:val="Heading9Char"/>
     <w:uiPriority w:val="9"/>
     <w:semiHidden/>
     <w:unhideWhenUsed/>
@@ -2589,13 +3063,13 @@
       <w:szCs w:val="20"/>
     </w:rPr>
   </w:style>
-  <w:style w:type="character" w:default="1" w:styleId="Fuentedeprrafopredeter">
+  <w:style w:type="character" w:default="1" w:styleId="DefaultParagraphFont">
     <w:name w:val="Default Paragraph Font"/>
     <w:uiPriority w:val="1"/>
     <w:semiHidden/>
     <w:unhideWhenUsed/>
   </w:style>
-  <w:style w:type="table" w:default="1" w:styleId="Tablanormal">
+  <w:style w:type="table" w:default="1" w:styleId="TableNormal">
     <w:name w:val="Normal Table"/>
     <w:uiPriority w:val="99"/>
     <w:semiHidden/>
@@ -2610,16 +3084,16 @@
       </w:tblCellMar>
     </w:tblPr>
   </w:style>
-  <w:style w:type="numbering" w:default="1" w:styleId="Sinlista">
+  <w:style w:type="numbering" w:default="1" w:styleId="NoList">
     <w:name w:val="No List"/>
     <w:uiPriority w:val="99"/>
     <w:semiHidden/>
     <w:unhideWhenUsed/>
   </w:style>
-  <w:style w:type="paragraph" w:styleId="Encabezado">
+  <w:style w:type="paragraph" w:styleId="Header">
     <w:name w:val="header"/>
     <w:basedOn w:val="Normal"/>
-    <w:link w:val="EncabezadoCar"/>
+    <w:link w:val="HeaderChar"/>
     <w:uiPriority w:val="99"/>
     <w:unhideWhenUsed/>
     <w:rsid w:val="00E618BF"/>
@@ -2631,17 +3105,17 @@
       <w:spacing w:after="0" w:line="240" w:lineRule="auto"/>
     </w:pPr>
   </w:style>
-  <w:style w:type="character" w:customStyle="1" w:styleId="EncabezadoCar">
-    <w:name w:val="Encabezado Car"/>
-    <w:basedOn w:val="Fuentedeprrafopredeter"/>
-    <w:link w:val="Encabezado"/>
+  <w:style w:type="character" w:customStyle="1" w:styleId="HeaderChar">
+    <w:name w:val="Header Char"/>
+    <w:basedOn w:val="DefaultParagraphFont"/>
+    <w:link w:val="Header"/>
     <w:uiPriority w:val="99"/>
     <w:rsid w:val="00E618BF"/>
   </w:style>
-  <w:style w:type="paragraph" w:styleId="Piedepgina">
+  <w:style w:type="paragraph" w:styleId="Footer">
     <w:name w:val="footer"/>
     <w:basedOn w:val="Normal"/>
-    <w:link w:val="PiedepginaCar"/>
+    <w:link w:val="FooterChar"/>
     <w:uiPriority w:val="99"/>
     <w:unhideWhenUsed/>
     <w:rsid w:val="00E618BF"/>
@@ -2653,14 +3127,14 @@
       <w:spacing w:after="0" w:line="240" w:lineRule="auto"/>
     </w:pPr>
   </w:style>
-  <w:style w:type="character" w:customStyle="1" w:styleId="PiedepginaCar">
-    <w:name w:val="Pie de página Car"/>
-    <w:basedOn w:val="Fuentedeprrafopredeter"/>
-    <w:link w:val="Piedepgina"/>
+  <w:style w:type="character" w:customStyle="1" w:styleId="FooterChar">
+    <w:name w:val="Footer Char"/>
+    <w:basedOn w:val="DefaultParagraphFont"/>
+    <w:link w:val="Footer"/>
     <w:uiPriority w:val="99"/>
     <w:rsid w:val="00E618BF"/>
   </w:style>
-  <w:style w:type="paragraph" w:styleId="Sinespaciado">
+  <w:style w:type="paragraph" w:styleId="NoSpacing">
     <w:name w:val="No Spacing"/>
     <w:uiPriority w:val="1"/>
     <w:qFormat/>
@@ -2669,10 +3143,10 @@
       <w:spacing w:after="0" w:line="240" w:lineRule="auto"/>
     </w:pPr>
   </w:style>
-  <w:style w:type="character" w:customStyle="1" w:styleId="Ttulo1Car">
-    <w:name w:val="Título 1 Car"/>
-    <w:basedOn w:val="Fuentedeprrafopredeter"/>
-    <w:link w:val="Ttulo1"/>
+  <w:style w:type="character" w:customStyle="1" w:styleId="Heading1Char">
+    <w:name w:val="Heading 1 Char"/>
+    <w:basedOn w:val="DefaultParagraphFont"/>
+    <w:link w:val="Heading1"/>
     <w:uiPriority w:val="9"/>
     <w:rsid w:val="00FC693F"/>
     <w:rPr>
@@ -2684,10 +3158,10 @@
       <w:szCs w:val="28"/>
     </w:rPr>
   </w:style>
-  <w:style w:type="character" w:customStyle="1" w:styleId="Ttulo2Car">
-    <w:name w:val="Título 2 Car"/>
-    <w:basedOn w:val="Fuentedeprrafopredeter"/>
-    <w:link w:val="Ttulo2"/>
+  <w:style w:type="character" w:customStyle="1" w:styleId="Heading2Char">
+    <w:name w:val="Heading 2 Char"/>
+    <w:basedOn w:val="DefaultParagraphFont"/>
+    <w:link w:val="Heading2"/>
     <w:uiPriority w:val="9"/>
     <w:rsid w:val="00FC693F"/>
     <w:rPr>
@@ -2699,10 +3173,10 @@
       <w:szCs w:val="26"/>
     </w:rPr>
   </w:style>
-  <w:style w:type="character" w:customStyle="1" w:styleId="Ttulo3Car">
-    <w:name w:val="Título 3 Car"/>
-    <w:basedOn w:val="Fuentedeprrafopredeter"/>
-    <w:link w:val="Ttulo3"/>
+  <w:style w:type="character" w:customStyle="1" w:styleId="Heading3Char">
+    <w:name w:val="Heading 3 Char"/>
+    <w:basedOn w:val="DefaultParagraphFont"/>
+    <w:link w:val="Heading3"/>
     <w:uiPriority w:val="9"/>
     <w:rsid w:val="00FC693F"/>
     <w:rPr>
@@ -2712,11 +3186,11 @@
       <w:color w:val="4F81BD" w:themeColor="accent1"/>
     </w:rPr>
   </w:style>
-  <w:style w:type="paragraph" w:styleId="Ttulo">
+  <w:style w:type="paragraph" w:styleId="Title">
     <w:name w:val="Title"/>
     <w:basedOn w:val="Normal"/>
     <w:next w:val="Normal"/>
-    <w:link w:val="TtuloCar"/>
+    <w:link w:val="TitleChar"/>
     <w:uiPriority w:val="10"/>
     <w:qFormat/>
     <w:rsid w:val="00FC693F"/>
@@ -2736,10 +3210,10 @@
       <w:szCs w:val="52"/>
     </w:rPr>
   </w:style>
-  <w:style w:type="character" w:customStyle="1" w:styleId="TtuloCar">
-    <w:name w:val="Título Car"/>
-    <w:basedOn w:val="Fuentedeprrafopredeter"/>
-    <w:link w:val="Ttulo"/>
+  <w:style w:type="character" w:customStyle="1" w:styleId="TitleChar">
+    <w:name w:val="Title Char"/>
+    <w:basedOn w:val="DefaultParagraphFont"/>
+    <w:link w:val="Title"/>
     <w:uiPriority w:val="10"/>
     <w:rsid w:val="00FC693F"/>
     <w:rPr>
@@ -2751,11 +3225,11 @@
       <w:szCs w:val="52"/>
     </w:rPr>
   </w:style>
-  <w:style w:type="paragraph" w:styleId="Subttulo">
+  <w:style w:type="paragraph" w:styleId="Subtitle">
     <w:name w:val="Subtitle"/>
     <w:basedOn w:val="Normal"/>
     <w:next w:val="Normal"/>
-    <w:link w:val="SubttuloCar"/>
+    <w:link w:val="SubtitleChar"/>
     <w:uiPriority w:val="11"/>
     <w:qFormat/>
     <w:rsid w:val="00FC693F"/>
@@ -2774,10 +3248,10 @@
       <w:szCs w:val="24"/>
     </w:rPr>
   </w:style>
-  <w:style w:type="character" w:customStyle="1" w:styleId="SubttuloCar">
-    <w:name w:val="Subtítulo Car"/>
-    <w:basedOn w:val="Fuentedeprrafopredeter"/>
-    <w:link w:val="Subttulo"/>
+  <w:style w:type="character" w:customStyle="1" w:styleId="SubtitleChar">
+    <w:name w:val="Subtitle Char"/>
+    <w:basedOn w:val="DefaultParagraphFont"/>
+    <w:link w:val="Subtitle"/>
     <w:uiPriority w:val="11"/>
     <w:rsid w:val="00FC693F"/>
     <w:rPr>
@@ -2790,7 +3264,7 @@
       <w:szCs w:val="24"/>
     </w:rPr>
   </w:style>
-  <w:style w:type="paragraph" w:styleId="Prrafodelista">
+  <w:style w:type="paragraph" w:styleId="ListParagraph">
     <w:name w:val="List Paragraph"/>
     <w:basedOn w:val="Normal"/>
     <w:uiPriority w:val="34"/>
@@ -2801,10 +3275,10 @@
       <w:contextualSpacing/>
     </w:pPr>
   </w:style>
-  <w:style w:type="paragraph" w:styleId="Textoindependiente">
+  <w:style w:type="paragraph" w:styleId="BodyText">
     <w:name w:val="Body Text"/>
     <w:basedOn w:val="Normal"/>
-    <w:link w:val="TextoindependienteCar"/>
+    <w:link w:val="BodyTextChar"/>
     <w:uiPriority w:val="99"/>
     <w:unhideWhenUsed/>
     <w:rsid w:val="00AA1D8D"/>
@@ -2812,17 +3286,17 @@
       <w:spacing w:after="120"/>
     </w:pPr>
   </w:style>
-  <w:style w:type="character" w:customStyle="1" w:styleId="TextoindependienteCar">
-    <w:name w:val="Texto independiente Car"/>
-    <w:basedOn w:val="Fuentedeprrafopredeter"/>
-    <w:link w:val="Textoindependiente"/>
+  <w:style w:type="character" w:customStyle="1" w:styleId="BodyTextChar">
+    <w:name w:val="Body Text Char"/>
+    <w:basedOn w:val="DefaultParagraphFont"/>
+    <w:link w:val="BodyText"/>
     <w:uiPriority w:val="99"/>
     <w:rsid w:val="00AA1D8D"/>
   </w:style>
-  <w:style w:type="paragraph" w:styleId="Textoindependiente2">
+  <w:style w:type="paragraph" w:styleId="BodyText2">
     <w:name w:val="Body Text 2"/>
     <w:basedOn w:val="Normal"/>
-    <w:link w:val="Textoindependiente2Car"/>
+    <w:link w:val="BodyText2Char"/>
     <w:uiPriority w:val="99"/>
     <w:unhideWhenUsed/>
     <w:rsid w:val="00AA1D8D"/>
@@ -2830,17 +3304,17 @@
       <w:spacing w:after="120" w:line="480" w:lineRule="auto"/>
     </w:pPr>
   </w:style>
-  <w:style w:type="character" w:customStyle="1" w:styleId="Textoindependiente2Car">
-    <w:name w:val="Texto independiente 2 Car"/>
-    <w:basedOn w:val="Fuentedeprrafopredeter"/>
-    <w:link w:val="Textoindependiente2"/>
+  <w:style w:type="character" w:customStyle="1" w:styleId="BodyText2Char">
+    <w:name w:val="Body Text 2 Char"/>
+    <w:basedOn w:val="DefaultParagraphFont"/>
+    <w:link w:val="BodyText2"/>
     <w:uiPriority w:val="99"/>
     <w:rsid w:val="00AA1D8D"/>
   </w:style>
-  <w:style w:type="paragraph" w:styleId="Textoindependiente3">
+  <w:style w:type="paragraph" w:styleId="BodyText3">
     <w:name w:val="Body Text 3"/>
     <w:basedOn w:val="Normal"/>
-    <w:link w:val="Textoindependiente3Car"/>
+    <w:link w:val="BodyText3Char"/>
     <w:uiPriority w:val="99"/>
     <w:unhideWhenUsed/>
     <w:rsid w:val="00AA1D8D"/>
@@ -2852,10 +3326,10 @@
       <w:szCs w:val="16"/>
     </w:rPr>
   </w:style>
-  <w:style w:type="character" w:customStyle="1" w:styleId="Textoindependiente3Car">
-    <w:name w:val="Texto independiente 3 Car"/>
-    <w:basedOn w:val="Fuentedeprrafopredeter"/>
-    <w:link w:val="Textoindependiente3"/>
+  <w:style w:type="character" w:customStyle="1" w:styleId="BodyText3Char">
+    <w:name w:val="Body Text 3 Char"/>
+    <w:basedOn w:val="DefaultParagraphFont"/>
+    <w:link w:val="BodyText3"/>
     <w:uiPriority w:val="99"/>
     <w:rsid w:val="00AA1D8D"/>
     <w:rPr>
@@ -2863,7 +3337,7 @@
       <w:szCs w:val="16"/>
     </w:rPr>
   </w:style>
-  <w:style w:type="paragraph" w:styleId="Lista">
+  <w:style w:type="paragraph" w:styleId="List">
     <w:name w:val="List"/>
     <w:basedOn w:val="Normal"/>
     <w:uiPriority w:val="99"/>
@@ -2874,7 +3348,7 @@
       <w:contextualSpacing/>
     </w:pPr>
   </w:style>
-  <w:style w:type="paragraph" w:styleId="Lista2">
+  <w:style w:type="paragraph" w:styleId="List2">
     <w:name w:val="List 2"/>
     <w:basedOn w:val="Normal"/>
     <w:uiPriority w:val="99"/>
@@ -2885,7 +3359,7 @@
       <w:contextualSpacing/>
     </w:pPr>
   </w:style>
-  <w:style w:type="paragraph" w:styleId="Lista3">
+  <w:style w:type="paragraph" w:styleId="List3">
     <w:name w:val="List 3"/>
     <w:basedOn w:val="Normal"/>
     <w:uiPriority w:val="99"/>
@@ -2896,7 +3370,7 @@
       <w:contextualSpacing/>
     </w:pPr>
   </w:style>
-  <w:style w:type="paragraph" w:styleId="Listaconvietas">
+  <w:style w:type="paragraph" w:styleId="ListBullet">
     <w:name w:val="List Bullet"/>
     <w:basedOn w:val="Normal"/>
     <w:uiPriority w:val="99"/>
@@ -2909,7 +3383,7 @@
       <w:contextualSpacing/>
     </w:pPr>
   </w:style>
-  <w:style w:type="paragraph" w:styleId="Listaconvietas2">
+  <w:style w:type="paragraph" w:styleId="ListBullet2">
     <w:name w:val="List Bullet 2"/>
     <w:basedOn w:val="Normal"/>
     <w:uiPriority w:val="99"/>
@@ -2922,7 +3396,7 @@
       <w:contextualSpacing/>
     </w:pPr>
   </w:style>
-  <w:style w:type="paragraph" w:styleId="Listaconvietas3">
+  <w:style w:type="paragraph" w:styleId="ListBullet3">
     <w:name w:val="List Bullet 3"/>
     <w:basedOn w:val="Normal"/>
     <w:uiPriority w:val="99"/>
@@ -2935,7 +3409,7 @@
       <w:contextualSpacing/>
     </w:pPr>
   </w:style>
-  <w:style w:type="paragraph" w:styleId="Listaconnmeros">
+  <w:style w:type="paragraph" w:styleId="ListNumber">
     <w:name w:val="List Number"/>
     <w:basedOn w:val="Normal"/>
     <w:uiPriority w:val="99"/>
@@ -2948,7 +3422,7 @@
       <w:contextualSpacing/>
     </w:pPr>
   </w:style>
-  <w:style w:type="paragraph" w:styleId="Listaconnmeros2">
+  <w:style w:type="paragraph" w:styleId="ListNumber2">
     <w:name w:val="List Number 2"/>
     <w:basedOn w:val="Normal"/>
     <w:uiPriority w:val="99"/>
@@ -2961,7 +3435,7 @@
       <w:contextualSpacing/>
     </w:pPr>
   </w:style>
-  <w:style w:type="paragraph" w:styleId="Listaconnmeros3">
+  <w:style w:type="paragraph" w:styleId="ListNumber3">
     <w:name w:val="List Number 3"/>
     <w:basedOn w:val="Normal"/>
     <w:uiPriority w:val="99"/>
@@ -2974,7 +3448,7 @@
       <w:contextualSpacing/>
     </w:pPr>
   </w:style>
-  <w:style w:type="paragraph" w:styleId="Continuarlista">
+  <w:style w:type="paragraph" w:styleId="ListContinue">
     <w:name w:val="List Continue"/>
     <w:basedOn w:val="Normal"/>
     <w:uiPriority w:val="99"/>
@@ -2986,7 +3460,7 @@
       <w:contextualSpacing/>
     </w:pPr>
   </w:style>
-  <w:style w:type="paragraph" w:styleId="Continuarlista2">
+  <w:style w:type="paragraph" w:styleId="ListContinue2">
     <w:name w:val="List Continue 2"/>
     <w:basedOn w:val="Normal"/>
     <w:uiPriority w:val="99"/>
@@ -2998,7 +3472,7 @@
       <w:contextualSpacing/>
     </w:pPr>
   </w:style>
-  <w:style w:type="paragraph" w:styleId="Continuarlista3">
+  <w:style w:type="paragraph" w:styleId="ListContinue3">
     <w:name w:val="List Continue 3"/>
     <w:basedOn w:val="Normal"/>
     <w:uiPriority w:val="99"/>
@@ -3010,9 +3484,9 @@
       <w:contextualSpacing/>
     </w:pPr>
   </w:style>
-  <w:style w:type="paragraph" w:styleId="Textomacro">
+  <w:style w:type="paragraph" w:styleId="MacroText">
     <w:name w:val="macro"/>
-    <w:link w:val="TextomacroCar"/>
+    <w:link w:val="MacroTextChar"/>
     <w:uiPriority w:val="99"/>
     <w:unhideWhenUsed/>
     <w:rsid w:val="0029639D"/>
@@ -3033,10 +3507,10 @@
       <w:szCs w:val="20"/>
     </w:rPr>
   </w:style>
-  <w:style w:type="character" w:customStyle="1" w:styleId="TextomacroCar">
-    <w:name w:val="Texto macro Car"/>
-    <w:basedOn w:val="Fuentedeprrafopredeter"/>
-    <w:link w:val="Textomacro"/>
+  <w:style w:type="character" w:customStyle="1" w:styleId="MacroTextChar">
+    <w:name w:val="Macro Text Char"/>
+    <w:basedOn w:val="DefaultParagraphFont"/>
+    <w:link w:val="MacroText"/>
     <w:uiPriority w:val="99"/>
     <w:rsid w:val="0029639D"/>
     <w:rPr>
@@ -3045,11 +3519,11 @@
       <w:szCs w:val="20"/>
     </w:rPr>
   </w:style>
-  <w:style w:type="paragraph" w:styleId="Cita">
+  <w:style w:type="paragraph" w:styleId="Quote">
     <w:name w:val="Quote"/>
     <w:basedOn w:val="Normal"/>
     <w:next w:val="Normal"/>
-    <w:link w:val="CitaCar"/>
+    <w:link w:val="QuoteChar"/>
     <w:uiPriority w:val="29"/>
     <w:qFormat/>
     <w:rsid w:val="00FC693F"/>
@@ -3059,10 +3533,10 @@
       <w:color w:val="000000" w:themeColor="text1"/>
     </w:rPr>
   </w:style>
-  <w:style w:type="character" w:customStyle="1" w:styleId="CitaCar">
-    <w:name w:val="Cita Car"/>
-    <w:basedOn w:val="Fuentedeprrafopredeter"/>
-    <w:link w:val="Cita"/>
+  <w:style w:type="character" w:customStyle="1" w:styleId="QuoteChar">
+    <w:name w:val="Quote Char"/>
+    <w:basedOn w:val="DefaultParagraphFont"/>
+    <w:link w:val="Quote"/>
     <w:uiPriority w:val="29"/>
     <w:rsid w:val="00FC693F"/>
     <w:rPr>
@@ -3071,10 +3545,10 @@
       <w:color w:val="000000" w:themeColor="text1"/>
     </w:rPr>
   </w:style>
-  <w:style w:type="character" w:customStyle="1" w:styleId="Ttulo4Car">
-    <w:name w:val="Título 4 Car"/>
-    <w:basedOn w:val="Fuentedeprrafopredeter"/>
-    <w:link w:val="Ttulo4"/>
+  <w:style w:type="character" w:customStyle="1" w:styleId="Heading4Char">
+    <w:name w:val="Heading 4 Char"/>
+    <w:basedOn w:val="DefaultParagraphFont"/>
+    <w:link w:val="Heading4"/>
     <w:uiPriority w:val="9"/>
     <w:semiHidden/>
     <w:rsid w:val="00FC693F"/>
@@ -3087,10 +3561,10 @@
       <w:color w:val="4F81BD" w:themeColor="accent1"/>
     </w:rPr>
   </w:style>
-  <w:style w:type="character" w:customStyle="1" w:styleId="Ttulo5Car">
-    <w:name w:val="Título 5 Car"/>
-    <w:basedOn w:val="Fuentedeprrafopredeter"/>
-    <w:link w:val="Ttulo5"/>
+  <w:style w:type="character" w:customStyle="1" w:styleId="Heading5Char">
+    <w:name w:val="Heading 5 Char"/>
+    <w:basedOn w:val="DefaultParagraphFont"/>
+    <w:link w:val="Heading5"/>
     <w:uiPriority w:val="9"/>
     <w:semiHidden/>
     <w:rsid w:val="00FC693F"/>
@@ -3099,10 +3573,10 @@
       <w:color w:val="243F60" w:themeColor="accent1" w:themeShade="7F"/>
     </w:rPr>
   </w:style>
-  <w:style w:type="character" w:customStyle="1" w:styleId="Ttulo6Car">
-    <w:name w:val="Título 6 Car"/>
-    <w:basedOn w:val="Fuentedeprrafopredeter"/>
-    <w:link w:val="Ttulo6"/>
+  <w:style w:type="character" w:customStyle="1" w:styleId="Heading6Char">
+    <w:name w:val="Heading 6 Char"/>
+    <w:basedOn w:val="DefaultParagraphFont"/>
+    <w:link w:val="Heading6"/>
     <w:uiPriority w:val="9"/>
     <w:semiHidden/>
     <w:rsid w:val="00FC693F"/>
@@ -3113,10 +3587,10 @@
       <w:color w:val="243F60" w:themeColor="accent1" w:themeShade="7F"/>
     </w:rPr>
   </w:style>
-  <w:style w:type="character" w:customStyle="1" w:styleId="Ttulo7Car">
-    <w:name w:val="Título 7 Car"/>
-    <w:basedOn w:val="Fuentedeprrafopredeter"/>
-    <w:link w:val="Ttulo7"/>
+  <w:style w:type="character" w:customStyle="1" w:styleId="Heading7Char">
+    <w:name w:val="Heading 7 Char"/>
+    <w:basedOn w:val="DefaultParagraphFont"/>
+    <w:link w:val="Heading7"/>
     <w:uiPriority w:val="9"/>
     <w:semiHidden/>
     <w:rsid w:val="00FC693F"/>
@@ -3127,10 +3601,10 @@
       <w:color w:val="404040" w:themeColor="text1" w:themeTint="BF"/>
     </w:rPr>
   </w:style>
-  <w:style w:type="character" w:customStyle="1" w:styleId="Ttulo8Car">
-    <w:name w:val="Título 8 Car"/>
-    <w:basedOn w:val="Fuentedeprrafopredeter"/>
-    <w:link w:val="Ttulo8"/>
+  <w:style w:type="character" w:customStyle="1" w:styleId="Heading8Char">
+    <w:name w:val="Heading 8 Char"/>
+    <w:basedOn w:val="DefaultParagraphFont"/>
+    <w:link w:val="Heading8"/>
     <w:uiPriority w:val="9"/>
     <w:semiHidden/>
     <w:rsid w:val="00FC693F"/>
@@ -3141,10 +3615,10 @@
       <w:szCs w:val="20"/>
     </w:rPr>
   </w:style>
-  <w:style w:type="character" w:customStyle="1" w:styleId="Ttulo9Car">
-    <w:name w:val="Título 9 Car"/>
-    <w:basedOn w:val="Fuentedeprrafopredeter"/>
-    <w:link w:val="Ttulo9"/>
+  <w:style w:type="character" w:customStyle="1" w:styleId="Heading9Char">
+    <w:name w:val="Heading 9 Char"/>
+    <w:basedOn w:val="DefaultParagraphFont"/>
+    <w:link w:val="Heading9"/>
     <w:uiPriority w:val="9"/>
     <w:semiHidden/>
     <w:rsid w:val="00FC693F"/>
@@ -3157,7 +3631,7 @@
       <w:szCs w:val="20"/>
     </w:rPr>
   </w:style>
-  <w:style w:type="paragraph" w:styleId="Descripcin">
+  <w:style w:type="paragraph" w:styleId="Caption">
     <w:name w:val="caption"/>
     <w:basedOn w:val="Normal"/>
     <w:next w:val="Normal"/>
@@ -3177,9 +3651,9 @@
       <w:szCs w:val="18"/>
     </w:rPr>
   </w:style>
-  <w:style w:type="character" w:styleId="Textoennegrita">
+  <w:style w:type="character" w:styleId="Strong">
     <w:name w:val="Strong"/>
-    <w:basedOn w:val="Fuentedeprrafopredeter"/>
+    <w:basedOn w:val="DefaultParagraphFont"/>
     <w:uiPriority w:val="22"/>
     <w:qFormat/>
     <w:rsid w:val="00FC693F"/>
@@ -3188,9 +3662,9 @@
       <w:bCs/>
     </w:rPr>
   </w:style>
-  <w:style w:type="character" w:styleId="nfasis">
+  <w:style w:type="character" w:styleId="Emphasis">
     <w:name w:val="Emphasis"/>
-    <w:basedOn w:val="Fuentedeprrafopredeter"/>
+    <w:basedOn w:val="DefaultParagraphFont"/>
     <w:uiPriority w:val="20"/>
     <w:qFormat/>
     <w:rsid w:val="00FC693F"/>
@@ -3199,11 +3673,11 @@
       <w:iCs/>
     </w:rPr>
   </w:style>
-  <w:style w:type="paragraph" w:styleId="Citadestacada">
+  <w:style w:type="paragraph" w:styleId="IntenseQuote">
     <w:name w:val="Intense Quote"/>
     <w:basedOn w:val="Normal"/>
     <w:next w:val="Normal"/>
-    <w:link w:val="CitadestacadaCar"/>
+    <w:link w:val="IntenseQuoteChar"/>
     <w:uiPriority w:val="30"/>
     <w:qFormat/>
     <w:rsid w:val="00FC693F"/>
@@ -3222,10 +3696,10 @@
       <w:color w:val="4F81BD" w:themeColor="accent1"/>
     </w:rPr>
   </w:style>
-  <w:style w:type="character" w:customStyle="1" w:styleId="CitadestacadaCar">
-    <w:name w:val="Cita destacada Car"/>
-    <w:basedOn w:val="Fuentedeprrafopredeter"/>
-    <w:link w:val="Citadestacada"/>
+  <w:style w:type="character" w:customStyle="1" w:styleId="IntenseQuoteChar">
+    <w:name w:val="Intense Quote Char"/>
+    <w:basedOn w:val="DefaultParagraphFont"/>
+    <w:link w:val="IntenseQuote"/>
     <w:uiPriority w:val="30"/>
     <w:rsid w:val="00FC693F"/>
     <w:rPr>
@@ -3236,9 +3710,9 @@
       <w:color w:val="4F81BD" w:themeColor="accent1"/>
     </w:rPr>
   </w:style>
-  <w:style w:type="character" w:styleId="nfasissutil">
+  <w:style w:type="character" w:styleId="SubtleEmphasis">
     <w:name w:val="Subtle Emphasis"/>
-    <w:basedOn w:val="Fuentedeprrafopredeter"/>
+    <w:basedOn w:val="DefaultParagraphFont"/>
     <w:uiPriority w:val="19"/>
     <w:qFormat/>
     <w:rsid w:val="00FC693F"/>
@@ -3248,9 +3722,9 @@
       <w:color w:val="808080" w:themeColor="text1" w:themeTint="7F"/>
     </w:rPr>
   </w:style>
-  <w:style w:type="character" w:styleId="nfasisintenso">
+  <w:style w:type="character" w:styleId="IntenseEmphasis">
     <w:name w:val="Intense Emphasis"/>
-    <w:basedOn w:val="Fuentedeprrafopredeter"/>
+    <w:basedOn w:val="DefaultParagraphFont"/>
     <w:uiPriority w:val="21"/>
     <w:qFormat/>
     <w:rsid w:val="00FC693F"/>
@@ -3262,9 +3736,9 @@
       <w:color w:val="4F81BD" w:themeColor="accent1"/>
     </w:rPr>
   </w:style>
-  <w:style w:type="character" w:styleId="Referenciasutil">
+  <w:style w:type="character" w:styleId="SubtleReference">
     <w:name w:val="Subtle Reference"/>
-    <w:basedOn w:val="Fuentedeprrafopredeter"/>
+    <w:basedOn w:val="DefaultParagraphFont"/>
     <w:uiPriority w:val="31"/>
     <w:qFormat/>
     <w:rsid w:val="00FC693F"/>
@@ -3274,9 +3748,9 @@
       <w:u w:val="single"/>
     </w:rPr>
   </w:style>
-  <w:style w:type="character" w:styleId="Referenciaintensa">
+  <w:style w:type="character" w:styleId="IntenseReference">
     <w:name w:val="Intense Reference"/>
-    <w:basedOn w:val="Fuentedeprrafopredeter"/>
+    <w:basedOn w:val="DefaultParagraphFont"/>
     <w:uiPriority w:val="32"/>
     <w:qFormat/>
     <w:rsid w:val="00FC693F"/>
@@ -3289,9 +3763,9 @@
       <w:u w:val="single"/>
     </w:rPr>
   </w:style>
-  <w:style w:type="character" w:styleId="Ttulodellibro">
+  <w:style w:type="character" w:styleId="BookTitle">
     <w:name w:val="Book Title"/>
-    <w:basedOn w:val="Fuentedeprrafopredeter"/>
+    <w:basedOn w:val="DefaultParagraphFont"/>
     <w:uiPriority w:val="33"/>
     <w:qFormat/>
     <w:rsid w:val="00FC693F"/>
@@ -3302,9 +3776,9 @@
       <w:spacing w:val="5"/>
     </w:rPr>
   </w:style>
-  <w:style w:type="paragraph" w:styleId="TtuloTDC">
+  <w:style w:type="paragraph" w:styleId="TOCHeading">
     <w:name w:val="TOC Heading"/>
-    <w:basedOn w:val="Ttulo1"/>
+    <w:basedOn w:val="Heading1"/>
     <w:next w:val="Normal"/>
     <w:uiPriority w:val="39"/>
     <w:semiHidden/>
@@ -3315,9 +3789,9 @@
       <w:outlineLvl w:val="9"/>
     </w:pPr>
   </w:style>
-  <w:style w:type="table" w:styleId="Tablaconcuadrcula">
+  <w:style w:type="table" w:styleId="TableGrid">
     <w:name w:val="Table Grid"/>
-    <w:basedOn w:val="Tablanormal"/>
+    <w:basedOn w:val="TableNormal"/>
     <w:uiPriority w:val="59"/>
     <w:rsid w:val="00FC693F"/>
     <w:pPr>
@@ -3334,9 +3808,9 @@
       </w:tblBorders>
     </w:tblPr>
   </w:style>
-  <w:style w:type="table" w:styleId="Sombreadoclaro">
+  <w:style w:type="table" w:styleId="LightShading">
     <w:name w:val="Light Shading"/>
-    <w:basedOn w:val="Tablanormal"/>
+    <w:basedOn w:val="TableNormal"/>
     <w:uiPriority w:val="60"/>
     <w:rsid w:val="00FC693F"/>
     <w:pPr>
@@ -3430,9 +3904,9 @@
       </w:tcPr>
     </w:tblStylePr>
   </w:style>
-  <w:style w:type="table" w:styleId="Sombreadoclaro-nfasis1">
+  <w:style w:type="table" w:styleId="LightShading-Accent1">
     <w:name w:val="Light Shading Accent 1"/>
-    <w:basedOn w:val="Tablanormal"/>
+    <w:basedOn w:val="TableNormal"/>
     <w:uiPriority w:val="60"/>
     <w:rsid w:val="00FC693F"/>
     <w:pPr>
@@ -3526,9 +4000,9 @@
       </w:tcPr>
     </w:tblStylePr>
   </w:style>
-  <w:style w:type="table" w:styleId="Sombreadoclaro-nfasis2">
+  <w:style w:type="table" w:styleId="LightShading-Accent2">
     <w:name w:val="Light Shading Accent 2"/>
-    <w:basedOn w:val="Tablanormal"/>
+    <w:basedOn w:val="TableNormal"/>
     <w:uiPriority w:val="60"/>
     <w:rsid w:val="00FC693F"/>
     <w:pPr>
@@ -3622,9 +4096,9 @@
       </w:tcPr>
     </w:tblStylePr>
   </w:style>
-  <w:style w:type="table" w:styleId="Sombreadoclaro-nfasis3">
+  <w:style w:type="table" w:styleId="LightShading-Accent3">
     <w:name w:val="Light Shading Accent 3"/>
-    <w:basedOn w:val="Tablanormal"/>
+    <w:basedOn w:val="TableNormal"/>
     <w:uiPriority w:val="60"/>
     <w:rsid w:val="00FC693F"/>
     <w:pPr>
@@ -3718,9 +4192,9 @@
       </w:tcPr>
     </w:tblStylePr>
   </w:style>
-  <w:style w:type="table" w:styleId="Sombreadoclaro-nfasis4">
+  <w:style w:type="table" w:styleId="LightShading-Accent4">
     <w:name w:val="Light Shading Accent 4"/>
-    <w:basedOn w:val="Tablanormal"/>
+    <w:basedOn w:val="TableNormal"/>
     <w:uiPriority w:val="60"/>
     <w:rsid w:val="00FC693F"/>
     <w:pPr>
@@ -3814,9 +4288,9 @@
       </w:tcPr>
     </w:tblStylePr>
   </w:style>
-  <w:style w:type="table" w:styleId="Sombreadoclaro-nfasis5">
+  <w:style w:type="table" w:styleId="LightShading-Accent5">
     <w:name w:val="Light Shading Accent 5"/>
-    <w:basedOn w:val="Tablanormal"/>
+    <w:basedOn w:val="TableNormal"/>
     <w:uiPriority w:val="60"/>
     <w:rsid w:val="00FC693F"/>
     <w:pPr>
@@ -3910,9 +4384,9 @@
       </w:tcPr>
     </w:tblStylePr>
   </w:style>
-  <w:style w:type="table" w:styleId="Sombreadoclaro-nfasis6">
+  <w:style w:type="table" w:styleId="LightShading-Accent6">
     <w:name w:val="Light Shading Accent 6"/>
-    <w:basedOn w:val="Tablanormal"/>
+    <w:basedOn w:val="TableNormal"/>
     <w:uiPriority w:val="60"/>
     <w:rsid w:val="00FC693F"/>
     <w:pPr>
@@ -4006,9 +4480,9 @@
       </w:tcPr>
     </w:tblStylePr>
   </w:style>
-  <w:style w:type="table" w:styleId="Listaclara">
+  <w:style w:type="table" w:styleId="LightList">
     <w:name w:val="Light List"/>
-    <w:basedOn w:val="Tablanormal"/>
+    <w:basedOn w:val="TableNormal"/>
     <w:uiPriority w:val="61"/>
     <w:rsid w:val="00FC693F"/>
     <w:pPr>
@@ -4091,9 +4565,9 @@
       </w:tcPr>
     </w:tblStylePr>
   </w:style>
-  <w:style w:type="table" w:styleId="Listaclara-nfasis1">
+  <w:style w:type="table" w:styleId="LightList-Accent1">
     <w:name w:val="Light List Accent 1"/>
-    <w:basedOn w:val="Tablanormal"/>
+    <w:basedOn w:val="TableNormal"/>
     <w:uiPriority w:val="61"/>
     <w:rsid w:val="00FC693F"/>
     <w:pPr>
@@ -4176,9 +4650,9 @@
       </w:tcPr>
     </w:tblStylePr>
   </w:style>
-  <w:style w:type="table" w:styleId="Listaclara-nfasis2">
+  <w:style w:type="table" w:styleId="LightList-Accent2">
     <w:name w:val="Light List Accent 2"/>
-    <w:basedOn w:val="Tablanormal"/>
+    <w:basedOn w:val="TableNormal"/>
     <w:uiPriority w:val="61"/>
     <w:rsid w:val="00CB0664"/>
     <w:pPr>
@@ -4261,9 +4735,9 @@
       </w:tcPr>
     </w:tblStylePr>
   </w:style>
-  <w:style w:type="table" w:styleId="Listaclara-nfasis3">
+  <w:style w:type="table" w:styleId="LightList-Accent3">
     <w:name w:val="Light List Accent 3"/>
-    <w:basedOn w:val="Tablanormal"/>
+    <w:basedOn w:val="TableNormal"/>
     <w:uiPriority w:val="61"/>
     <w:rsid w:val="00CB0664"/>
     <w:pPr>
@@ -4346,9 +4820,9 @@
       </w:tcPr>
     </w:tblStylePr>
   </w:style>
-  <w:style w:type="table" w:styleId="Listaclara-nfasis4">
+  <w:style w:type="table" w:styleId="LightList-Accent4">
     <w:name w:val="Light List Accent 4"/>
-    <w:basedOn w:val="Tablanormal"/>
+    <w:basedOn w:val="TableNormal"/>
     <w:uiPriority w:val="61"/>
     <w:rsid w:val="00CB0664"/>
     <w:pPr>
@@ -4431,9 +4905,9 @@
       </w:tcPr>
     </w:tblStylePr>
   </w:style>
-  <w:style w:type="table" w:styleId="Listaclara-nfasis5">
+  <w:style w:type="table" w:styleId="LightList-Accent5">
     <w:name w:val="Light List Accent 5"/>
-    <w:basedOn w:val="Tablanormal"/>
+    <w:basedOn w:val="TableNormal"/>
     <w:uiPriority w:val="61"/>
     <w:rsid w:val="00CB0664"/>
     <w:pPr>
@@ -4516,9 +4990,9 @@
       </w:tcPr>
     </w:tblStylePr>
   </w:style>
-  <w:style w:type="table" w:styleId="Listaclara-nfasis6">
+  <w:style w:type="table" w:styleId="LightList-Accent6">
     <w:name w:val="Light List Accent 6"/>
-    <w:basedOn w:val="Tablanormal"/>
+    <w:basedOn w:val="TableNormal"/>
     <w:uiPriority w:val="61"/>
     <w:rsid w:val="00CB0664"/>
     <w:pPr>
@@ -4601,9 +5075,9 @@
       </w:tcPr>
     </w:tblStylePr>
   </w:style>
-  <w:style w:type="table" w:styleId="Cuadrculaclara">
+  <w:style w:type="table" w:styleId="LightGrid">
     <w:name w:val="Light Grid"/>
-    <w:basedOn w:val="Tablanormal"/>
+    <w:basedOn w:val="TableNormal"/>
     <w:uiPriority w:val="62"/>
     <w:rsid w:val="00CB0664"/>
     <w:pPr>
@@ -4724,9 +5198,9 @@
       </w:tcPr>
     </w:tblStylePr>
   </w:style>
-  <w:style w:type="table" w:styleId="Cuadrculaclara-nfasis1">
+  <w:style w:type="table" w:styleId="LightGrid-Accent1">
     <w:name w:val="Light Grid Accent 1"/>
-    <w:basedOn w:val="Tablanormal"/>
+    <w:basedOn w:val="TableNormal"/>
     <w:uiPriority w:val="62"/>
     <w:rsid w:val="00CB0664"/>
     <w:pPr>
@@ -4847,9 +5321,9 @@
       </w:tcPr>
     </w:tblStylePr>
   </w:style>
-  <w:style w:type="table" w:styleId="Cuadrculaclara-nfasis2">
+  <w:style w:type="table" w:styleId="LightGrid-Accent2">
     <w:name w:val="Light Grid Accent 2"/>
-    <w:basedOn w:val="Tablanormal"/>
+    <w:basedOn w:val="TableNormal"/>
     <w:uiPriority w:val="62"/>
     <w:rsid w:val="00CB0664"/>
     <w:pPr>
@@ -4970,9 +5444,9 @@
       </w:tcPr>
     </w:tblStylePr>
   </w:style>
-  <w:style w:type="table" w:styleId="Cuadrculaclara-nfasis3">
+  <w:style w:type="table" w:styleId="LightGrid-Accent3">
     <w:name w:val="Light Grid Accent 3"/>
-    <w:basedOn w:val="Tablanormal"/>
+    <w:basedOn w:val="TableNormal"/>
     <w:uiPriority w:val="62"/>
     <w:rsid w:val="00CB0664"/>
     <w:pPr>
@@ -5093,9 +5567,9 @@
       </w:tcPr>
     </w:tblStylePr>
   </w:style>
-  <w:style w:type="table" w:styleId="Cuadrculaclara-nfasis4">
+  <w:style w:type="table" w:styleId="LightGrid-Accent4">
     <w:name w:val="Light Grid Accent 4"/>
-    <w:basedOn w:val="Tablanormal"/>
+    <w:basedOn w:val="TableNormal"/>
     <w:uiPriority w:val="62"/>
     <w:rsid w:val="00CB0664"/>
     <w:pPr>
@@ -5216,9 +5690,9 @@
       </w:tcPr>
     </w:tblStylePr>
   </w:style>
-  <w:style w:type="table" w:styleId="Cuadrculaclara-nfasis5">
+  <w:style w:type="table" w:styleId="LightGrid-Accent5">
     <w:name w:val="Light Grid Accent 5"/>
-    <w:basedOn w:val="Tablanormal"/>
+    <w:basedOn w:val="TableNormal"/>
     <w:uiPriority w:val="62"/>
     <w:rsid w:val="00CB0664"/>
     <w:pPr>
@@ -5339,9 +5813,9 @@
       </w:tcPr>
     </w:tblStylePr>
   </w:style>
-  <w:style w:type="table" w:styleId="Cuadrculaclara-nfasis6">
+  <w:style w:type="table" w:styleId="LightGrid-Accent6">
     <w:name w:val="Light Grid Accent 6"/>
-    <w:basedOn w:val="Tablanormal"/>
+    <w:basedOn w:val="TableNormal"/>
     <w:uiPriority w:val="62"/>
     <w:rsid w:val="00CB0664"/>
     <w:pPr>
@@ -5462,9 +5936,9 @@
       </w:tcPr>
     </w:tblStylePr>
   </w:style>
-  <w:style w:type="table" w:styleId="Sombreadomedio1">
+  <w:style w:type="table" w:styleId="MediumShading1">
     <w:name w:val="Medium Shading 1"/>
-    <w:basedOn w:val="Tablanormal"/>
+    <w:basedOn w:val="TableNormal"/>
     <w:uiPriority w:val="63"/>
     <w:rsid w:val="00CB0664"/>
     <w:pPr>
@@ -5561,9 +6035,9 @@
       </w:tcPr>
     </w:tblStylePr>
   </w:style>
-  <w:style w:type="table" w:styleId="Sombreadomedio1-nfasis1">
+  <w:style w:type="table" w:styleId="MediumShading1-Accent1">
     <w:name w:val="Medium Shading 1 Accent 1"/>
-    <w:basedOn w:val="Tablanormal"/>
+    <w:basedOn w:val="TableNormal"/>
     <w:uiPriority w:val="63"/>
     <w:rsid w:val="00CB0664"/>
     <w:pPr>
@@ -5660,9 +6134,9 @@
       </w:tcPr>
     </w:tblStylePr>
   </w:style>
-  <w:style w:type="table" w:styleId="Sombreadomedio1-nfasis2">
+  <w:style w:type="table" w:styleId="MediumShading1-Accent2">
     <w:name w:val="Medium Shading 1 Accent 2"/>
-    <w:basedOn w:val="Tablanormal"/>
+    <w:basedOn w:val="TableNormal"/>
     <w:uiPriority w:val="63"/>
     <w:rsid w:val="00CB0664"/>
     <w:pPr>
@@ -5759,9 +6233,9 @@
       </w:tcPr>
     </w:tblStylePr>
   </w:style>
-  <w:style w:type="table" w:styleId="Sombreadomedio1-nfasis3">
+  <w:style w:type="table" w:styleId="MediumShading1-Accent3">
     <w:name w:val="Medium Shading 1 Accent 3"/>
-    <w:basedOn w:val="Tablanormal"/>
+    <w:basedOn w:val="TableNormal"/>
     <w:uiPriority w:val="63"/>
     <w:rsid w:val="00CB0664"/>
     <w:pPr>
@@ -5858,9 +6332,9 @@
       </w:tcPr>
     </w:tblStylePr>
   </w:style>
-  <w:style w:type="table" w:styleId="Sombreadomedio1-nfasis4">
+  <w:style w:type="table" w:styleId="MediumShading1-Accent4">
     <w:name w:val="Medium Shading 1 Accent 4"/>
-    <w:basedOn w:val="Tablanormal"/>
+    <w:basedOn w:val="TableNormal"/>
     <w:uiPriority w:val="63"/>
     <w:rsid w:val="00CB0664"/>
     <w:pPr>
@@ -5957,9 +6431,9 @@
       </w:tcPr>
     </w:tblStylePr>
   </w:style>
-  <w:style w:type="table" w:styleId="Sombreadomedio1-nfasis5">
+  <w:style w:type="table" w:styleId="MediumShading1-Accent5">
     <w:name w:val="Medium Shading 1 Accent 5"/>
-    <w:basedOn w:val="Tablanormal"/>
+    <w:basedOn w:val="TableNormal"/>
     <w:uiPriority w:val="63"/>
     <w:rsid w:val="00CB0664"/>
     <w:pPr>
@@ -6056,9 +6530,9 @@
       </w:tcPr>
     </w:tblStylePr>
   </w:style>
-  <w:style w:type="table" w:styleId="Sombreadomedio1-nfasis6">
+  <w:style w:type="table" w:styleId="MediumShading1-Accent6">
     <w:name w:val="Medium Shading 1 Accent 6"/>
-    <w:basedOn w:val="Tablanormal"/>
+    <w:basedOn w:val="TableNormal"/>
     <w:uiPriority w:val="63"/>
     <w:rsid w:val="00CB0664"/>
     <w:pPr>
@@ -6155,9 +6629,9 @@
       </w:tcPr>
     </w:tblStylePr>
   </w:style>
-  <w:style w:type="table" w:styleId="Sombreadomedio2">
+  <w:style w:type="table" w:styleId="MediumShading2">
     <w:name w:val="Medium Shading 2"/>
-    <w:basedOn w:val="Tablanormal"/>
+    <w:basedOn w:val="TableNormal"/>
     <w:uiPriority w:val="64"/>
     <w:rsid w:val="00CB0664"/>
     <w:pPr>
@@ -6297,9 +6771,9 @@
       </w:tcPr>
     </w:tblStylePr>
   </w:style>
-  <w:style w:type="table" w:styleId="Sombreadomedio2-nfasis1">
+  <w:style w:type="table" w:styleId="MediumShading2-Accent1">
     <w:name w:val="Medium Shading 2 Accent 1"/>
-    <w:basedOn w:val="Tablanormal"/>
+    <w:basedOn w:val="TableNormal"/>
     <w:uiPriority w:val="64"/>
     <w:rsid w:val="00CB0664"/>
     <w:pPr>
@@ -6439,9 +6913,9 @@
       </w:tcPr>
     </w:tblStylePr>
   </w:style>
-  <w:style w:type="table" w:styleId="Sombreadomedio2-nfasis2">
+  <w:style w:type="table" w:styleId="MediumShading2-Accent2">
     <w:name w:val="Medium Shading 2 Accent 2"/>
-    <w:basedOn w:val="Tablanormal"/>
+    <w:basedOn w:val="TableNormal"/>
     <w:uiPriority w:val="64"/>
     <w:rsid w:val="00CB0664"/>
     <w:pPr>
@@ -6581,9 +7055,9 @@
       </w:tcPr>
     </w:tblStylePr>
   </w:style>
-  <w:style w:type="table" w:styleId="Sombreadomedio2-nfasis3">
+  <w:style w:type="table" w:styleId="MediumShading2-Accent3">
     <w:name w:val="Medium Shading 2 Accent 3"/>
-    <w:basedOn w:val="Tablanormal"/>
+    <w:basedOn w:val="TableNormal"/>
     <w:uiPriority w:val="64"/>
     <w:rsid w:val="00CB0664"/>
     <w:pPr>
@@ -6723,9 +7197,9 @@
       </w:tcPr>
     </w:tblStylePr>
   </w:style>
-  <w:style w:type="table" w:styleId="Sombreadomedio2-nfasis4">
+  <w:style w:type="table" w:styleId="MediumShading2-Accent4">
     <w:name w:val="Medium Shading 2 Accent 4"/>
-    <w:basedOn w:val="Tablanormal"/>
+    <w:basedOn w:val="TableNormal"/>
     <w:uiPriority w:val="64"/>
     <w:rsid w:val="00CB0664"/>
     <w:pPr>
@@ -6865,9 +7339,9 @@
       </w:tcPr>
     </w:tblStylePr>
   </w:style>
-  <w:style w:type="table" w:styleId="Sombreadomedio2-nfasis5">
+  <w:style w:type="table" w:styleId="MediumShading2-Accent5">
     <w:name w:val="Medium Shading 2 Accent 5"/>
-    <w:basedOn w:val="Tablanormal"/>
+    <w:basedOn w:val="TableNormal"/>
     <w:uiPriority w:val="64"/>
     <w:rsid w:val="00CB0664"/>
     <w:pPr>
@@ -7007,9 +7481,9 @@
       </w:tcPr>
     </w:tblStylePr>
   </w:style>
-  <w:style w:type="table" w:styleId="Sombreadomedio2-nfasis6">
+  <w:style w:type="table" w:styleId="MediumShading2-Accent6">
     <w:name w:val="Medium Shading 2 Accent 6"/>
-    <w:basedOn w:val="Tablanormal"/>
+    <w:basedOn w:val="TableNormal"/>
     <w:uiPriority w:val="64"/>
     <w:rsid w:val="00CB0664"/>
     <w:pPr>
@@ -7149,9 +7623,9 @@
       </w:tcPr>
     </w:tblStylePr>
   </w:style>
-  <w:style w:type="table" w:styleId="Listamedia1">
+  <w:style w:type="table" w:styleId="MediumList1">
     <w:name w:val="Medium List 1"/>
-    <w:basedOn w:val="Tablanormal"/>
+    <w:basedOn w:val="TableNormal"/>
     <w:uiPriority w:val="65"/>
     <w:rsid w:val="00CB0664"/>
     <w:pPr>
@@ -7226,9 +7700,9 @@
       </w:tcPr>
     </w:tblStylePr>
   </w:style>
-  <w:style w:type="table" w:styleId="Listamedia1-nfasis1">
+  <w:style w:type="table" w:styleId="MediumList1-Accent1">
     <w:name w:val="Medium List 1 Accent 1"/>
-    <w:basedOn w:val="Tablanormal"/>
+    <w:basedOn w:val="TableNormal"/>
     <w:uiPriority w:val="65"/>
     <w:rsid w:val="00CB0664"/>
     <w:pPr>
@@ -7303,9 +7777,9 @@
       </w:tcPr>
     </w:tblStylePr>
   </w:style>
-  <w:style w:type="table" w:styleId="Listamedia1-nfasis2">
+  <w:style w:type="table" w:styleId="MediumList1-Accent2">
     <w:name w:val="Medium List 1 Accent 2"/>
-    <w:basedOn w:val="Tablanormal"/>
+    <w:basedOn w:val="TableNormal"/>
     <w:uiPriority w:val="65"/>
     <w:rsid w:val="00CB0664"/>
     <w:pPr>
@@ -7380,9 +7854,9 @@
       </w:tcPr>
     </w:tblStylePr>
   </w:style>
-  <w:style w:type="table" w:styleId="Listamedia1-nfasis3">
+  <w:style w:type="table" w:styleId="MediumList1-Accent3">
     <w:name w:val="Medium List 1 Accent 3"/>
-    <w:basedOn w:val="Tablanormal"/>
+    <w:basedOn w:val="TableNormal"/>
     <w:uiPriority w:val="65"/>
     <w:rsid w:val="00CB0664"/>
     <w:pPr>
@@ -7457,9 +7931,9 @@
       </w:tcPr>
     </w:tblStylePr>
   </w:style>
-  <w:style w:type="table" w:styleId="Listamedia1-nfasis4">
+  <w:style w:type="table" w:styleId="MediumList1-Accent4">
     <w:name w:val="Medium List 1 Accent 4"/>
-    <w:basedOn w:val="Tablanormal"/>
+    <w:basedOn w:val="TableNormal"/>
     <w:uiPriority w:val="65"/>
     <w:rsid w:val="00CB0664"/>
     <w:pPr>
@@ -7534,9 +8008,9 @@
       </w:tcPr>
     </w:tblStylePr>
   </w:style>
-  <w:style w:type="table" w:styleId="Listamedia1-nfasis5">
+  <w:style w:type="table" w:styleId="MediumList1-Accent5">
     <w:name w:val="Medium List 1 Accent 5"/>
-    <w:basedOn w:val="Tablanormal"/>
+    <w:basedOn w:val="TableNormal"/>
     <w:uiPriority w:val="65"/>
     <w:rsid w:val="00CB0664"/>
     <w:pPr>
@@ -7611,9 +8085,9 @@
       </w:tcPr>
     </w:tblStylePr>
   </w:style>
-  <w:style w:type="table" w:styleId="Listamedia1-nfasis6">
+  <w:style w:type="table" w:styleId="MediumList1-Accent6">
     <w:name w:val="Medium List 1 Accent 6"/>
-    <w:basedOn w:val="Tablanormal"/>
+    <w:basedOn w:val="TableNormal"/>
     <w:uiPriority w:val="65"/>
     <w:rsid w:val="00CB0664"/>
     <w:pPr>
@@ -7688,9 +8162,9 @@
       </w:tcPr>
     </w:tblStylePr>
   </w:style>
-  <w:style w:type="table" w:styleId="Listamedia2">
+  <w:style w:type="table" w:styleId="MediumList2">
     <w:name w:val="Medium List 2"/>
-    <w:basedOn w:val="Tablanormal"/>
+    <w:basedOn w:val="TableNormal"/>
     <w:uiPriority w:val="66"/>
     <w:rsid w:val="00CB0664"/>
     <w:pPr>
@@ -7809,9 +8283,9 @@
       </w:tcPr>
     </w:tblStylePr>
   </w:style>
-  <w:style w:type="table" w:styleId="Listamedia2-nfasis1">
+  <w:style w:type="table" w:styleId="MediumList2-Accent1">
     <w:name w:val="Medium List 2 Accent 1"/>
-    <w:basedOn w:val="Tablanormal"/>
+    <w:basedOn w:val="TableNormal"/>
     <w:uiPriority w:val="66"/>
     <w:rsid w:val="00CB0664"/>
     <w:pPr>
@@ -7930,9 +8404,9 @@
       </w:tcPr>
     </w:tblStylePr>
   </w:style>
-  <w:style w:type="table" w:styleId="Listamedia2-nfasis2">
+  <w:style w:type="table" w:styleId="MediumList2-Accent2">
     <w:name w:val="Medium List 2 Accent 2"/>
-    <w:basedOn w:val="Tablanormal"/>
+    <w:basedOn w:val="TableNormal"/>
     <w:uiPriority w:val="66"/>
     <w:rsid w:val="00CB0664"/>
     <w:pPr>
@@ -8051,9 +8525,9 @@
       </w:tcPr>
     </w:tblStylePr>
   </w:style>
-  <w:style w:type="table" w:styleId="Listamedia2-nfasis3">
+  <w:style w:type="table" w:styleId="MediumList2-Accent3">
     <w:name w:val="Medium List 2 Accent 3"/>
-    <w:basedOn w:val="Tablanormal"/>
+    <w:basedOn w:val="TableNormal"/>
     <w:uiPriority w:val="66"/>
     <w:rsid w:val="00CB0664"/>
     <w:pPr>
@@ -8172,9 +8646,9 @@
       </w:tcPr>
     </w:tblStylePr>
   </w:style>
-  <w:style w:type="table" w:styleId="Listamedia2-nfasis4">
+  <w:style w:type="table" w:styleId="MediumList2-Accent4">
     <w:name w:val="Medium List 2 Accent 4"/>
-    <w:basedOn w:val="Tablanormal"/>
+    <w:basedOn w:val="TableNormal"/>
     <w:uiPriority w:val="66"/>
     <w:rsid w:val="00CB0664"/>
     <w:pPr>
@@ -8293,9 +8767,9 @@
       </w:tcPr>
     </w:tblStylePr>
   </w:style>
-  <w:style w:type="table" w:styleId="Listamedia2-nfasis5">
+  <w:style w:type="table" w:styleId="MediumList2-Accent5">
     <w:name w:val="Medium List 2 Accent 5"/>
-    <w:basedOn w:val="Tablanormal"/>
+    <w:basedOn w:val="TableNormal"/>
     <w:uiPriority w:val="66"/>
     <w:rsid w:val="00CB0664"/>
     <w:pPr>
@@ -8414,9 +8888,9 @@
       </w:tcPr>
     </w:tblStylePr>
   </w:style>
-  <w:style w:type="table" w:styleId="Listamedia2-nfasis6">
+  <w:style w:type="table" w:styleId="MediumList2-Accent6">
     <w:name w:val="Medium List 2 Accent 6"/>
-    <w:basedOn w:val="Tablanormal"/>
+    <w:basedOn w:val="TableNormal"/>
     <w:uiPriority w:val="66"/>
     <w:rsid w:val="00CB0664"/>
     <w:pPr>
@@ -8535,9 +9009,9 @@
       </w:tcPr>
     </w:tblStylePr>
   </w:style>
-  <w:style w:type="table" w:styleId="Cuadrculamedia1">
+  <w:style w:type="table" w:styleId="MediumGrid1">
     <w:name w:val="Medium Grid 1"/>
-    <w:basedOn w:val="Tablanormal"/>
+    <w:basedOn w:val="TableNormal"/>
     <w:uiPriority w:val="67"/>
     <w:rsid w:val="00CB0664"/>
     <w:pPr>
@@ -8601,9 +9075,9 @@
       </w:tcPr>
     </w:tblStylePr>
   </w:style>
-  <w:style w:type="table" w:styleId="Cuadrculamedia1-nfasis1">
+  <w:style w:type="table" w:styleId="MediumGrid1-Accent1">
     <w:name w:val="Medium Grid 1 Accent 1"/>
-    <w:basedOn w:val="Tablanormal"/>
+    <w:basedOn w:val="TableNormal"/>
     <w:uiPriority w:val="67"/>
     <w:rsid w:val="00CB0664"/>
     <w:pPr>
@@ -8667,9 +9141,9 @@
       </w:tcPr>
     </w:tblStylePr>
   </w:style>
-  <w:style w:type="table" w:styleId="Cuadrculamedia1-nfasis2">
+  <w:style w:type="table" w:styleId="MediumGrid1-Accent2">
     <w:name w:val="Medium Grid 1 Accent 2"/>
-    <w:basedOn w:val="Tablanormal"/>
+    <w:basedOn w:val="TableNormal"/>
     <w:uiPriority w:val="67"/>
     <w:rsid w:val="00CB0664"/>
     <w:pPr>
@@ -8733,9 +9207,9 @@
       </w:tcPr>
     </w:tblStylePr>
   </w:style>
-  <w:style w:type="table" w:styleId="Cuadrculamedia1-nfasis3">
+  <w:style w:type="table" w:styleId="MediumGrid1-Accent3">
     <w:name w:val="Medium Grid 1 Accent 3"/>
-    <w:basedOn w:val="Tablanormal"/>
+    <w:basedOn w:val="TableNormal"/>
     <w:uiPriority w:val="67"/>
     <w:rsid w:val="00CB0664"/>
     <w:pPr>
@@ -8799,9 +9273,9 @@
       </w:tcPr>
     </w:tblStylePr>
   </w:style>
-  <w:style w:type="table" w:styleId="Cuadrculamedia1-nfasis4">
+  <w:style w:type="table" w:styleId="MediumGrid1-Accent4">
     <w:name w:val="Medium Grid 1 Accent 4"/>
-    <w:basedOn w:val="Tablanormal"/>
+    <w:basedOn w:val="TableNormal"/>
     <w:uiPriority w:val="67"/>
     <w:rsid w:val="00CB0664"/>
     <w:pPr>
@@ -8865,9 +9339,9 @@
       </w:tcPr>
     </w:tblStylePr>
   </w:style>
-  <w:style w:type="table" w:styleId="Cuadrculamedia1-nfasis5">
+  <w:style w:type="table" w:styleId="MediumGrid1-Accent5">
     <w:name w:val="Medium Grid 1 Accent 5"/>
-    <w:basedOn w:val="Tablanormal"/>
+    <w:basedOn w:val="TableNormal"/>
     <w:uiPriority w:val="67"/>
     <w:rsid w:val="00CB0664"/>
     <w:pPr>
@@ -8931,9 +9405,9 @@
       </w:tcPr>
     </w:tblStylePr>
   </w:style>
-  <w:style w:type="table" w:styleId="Cuadrculamedia1-nfasis6">
+  <w:style w:type="table" w:styleId="MediumGrid1-Accent6">
     <w:name w:val="Medium Grid 1 Accent 6"/>
-    <w:basedOn w:val="Tablanormal"/>
+    <w:basedOn w:val="TableNormal"/>
     <w:uiPriority w:val="67"/>
     <w:rsid w:val="00CB0664"/>
     <w:pPr>
@@ -8997,9 +9471,9 @@
       </w:tcPr>
     </w:tblStylePr>
   </w:style>
-  <w:style w:type="table" w:styleId="Cuadrculamedia2">
+  <w:style w:type="table" w:styleId="MediumGrid2">
     <w:name w:val="Medium Grid 2"/>
-    <w:basedOn w:val="Tablanormal"/>
+    <w:basedOn w:val="TableNormal"/>
     <w:uiPriority w:val="68"/>
     <w:rsid w:val="00CB0664"/>
     <w:pPr>
@@ -9115,9 +9589,9 @@
       </w:tcPr>
     </w:tblStylePr>
   </w:style>
-  <w:style w:type="table" w:styleId="Cuadrculamedia2-nfasis1">
+  <w:style w:type="table" w:styleId="MediumGrid2-Accent1">
     <w:name w:val="Medium Grid 2 Accent 1"/>
-    <w:basedOn w:val="Tablanormal"/>
+    <w:basedOn w:val="TableNormal"/>
     <w:uiPriority w:val="68"/>
     <w:rsid w:val="00CB0664"/>
     <w:pPr>
@@ -9233,9 +9707,9 @@
       </w:tcPr>
     </w:tblStylePr>
   </w:style>
-  <w:style w:type="table" w:styleId="Cuadrculamedia2-nfasis2">
+  <w:style w:type="table" w:styleId="MediumGrid2-Accent2">
     <w:name w:val="Medium Grid 2 Accent 2"/>
-    <w:basedOn w:val="Tablanormal"/>
+    <w:basedOn w:val="TableNormal"/>
     <w:uiPriority w:val="68"/>
     <w:rsid w:val="00CB0664"/>
     <w:pPr>
@@ -9351,9 +9825,9 @@
       </w:tcPr>
     </w:tblStylePr>
   </w:style>
-  <w:style w:type="table" w:styleId="Cuadrculamedia2-nfasis3">
+  <w:style w:type="table" w:styleId="MediumGrid2-Accent3">
     <w:name w:val="Medium Grid 2 Accent 3"/>
-    <w:basedOn w:val="Tablanormal"/>
+    <w:basedOn w:val="TableNormal"/>
     <w:uiPriority w:val="68"/>
     <w:rsid w:val="00CB0664"/>
     <w:pPr>
@@ -9469,9 +9943,9 @@
       </w:tcPr>
     </w:tblStylePr>
   </w:style>
-  <w:style w:type="table" w:styleId="Cuadrculamedia2-nfasis4">
+  <w:style w:type="table" w:styleId="MediumGrid2-Accent4">
     <w:name w:val="Medium Grid 2 Accent 4"/>
-    <w:basedOn w:val="Tablanormal"/>
+    <w:basedOn w:val="TableNormal"/>
     <w:uiPriority w:val="68"/>
     <w:rsid w:val="00CB0664"/>
     <w:pPr>
@@ -9587,9 +10061,9 @@
       </w:tcPr>
     </w:tblStylePr>
   </w:style>
-  <w:style w:type="table" w:styleId="Cuadrculamedia2-nfasis5">
+  <w:style w:type="table" w:styleId="MediumGrid2-Accent5">
     <w:name w:val="Medium Grid 2 Accent 5"/>
-    <w:basedOn w:val="Tablanormal"/>
+    <w:basedOn w:val="TableNormal"/>
     <w:uiPriority w:val="68"/>
     <w:rsid w:val="00CB0664"/>
     <w:pPr>
@@ -9705,9 +10179,9 @@
       </w:tcPr>
     </w:tblStylePr>
   </w:style>
-  <w:style w:type="table" w:styleId="Cuadrculamedia2-nfasis6">
+  <w:style w:type="table" w:styleId="MediumGrid2-Accent6">
     <w:name w:val="Medium Grid 2 Accent 6"/>
-    <w:basedOn w:val="Tablanormal"/>
+    <w:basedOn w:val="TableNormal"/>
     <w:uiPriority w:val="68"/>
     <w:rsid w:val="00CB0664"/>
     <w:pPr>
@@ -9823,9 +10297,9 @@
       </w:tcPr>
     </w:tblStylePr>
   </w:style>
-  <w:style w:type="table" w:styleId="Cuadrculamedia3">
+  <w:style w:type="table" w:styleId="MediumGrid3">
     <w:name w:val="Medium Grid 3"/>
-    <w:basedOn w:val="Tablanormal"/>
+    <w:basedOn w:val="TableNormal"/>
     <w:uiPriority w:val="69"/>
     <w:rsid w:val="00CB0664"/>
     <w:pPr>
@@ -9957,9 +10431,9 @@
       </w:tcPr>
     </w:tblStylePr>
   </w:style>
-  <w:style w:type="table" w:styleId="Cuadrculamedia3-nfasis1">
+  <w:style w:type="table" w:styleId="MediumGrid3-Accent1">
     <w:name w:val="Medium Grid 3 Accent 1"/>
-    <w:basedOn w:val="Tablanormal"/>
+    <w:basedOn w:val="TableNormal"/>
     <w:uiPriority w:val="69"/>
     <w:rsid w:val="00CB0664"/>
     <w:pPr>
@@ -10091,9 +10565,9 @@
       </w:tcPr>
     </w:tblStylePr>
   </w:style>
-  <w:style w:type="table" w:styleId="Cuadrculamedia3-nfasis2">
+  <w:style w:type="table" w:styleId="MediumGrid3-Accent2">
     <w:name w:val="Medium Grid 3 Accent 2"/>
-    <w:basedOn w:val="Tablanormal"/>
+    <w:basedOn w:val="TableNormal"/>
     <w:uiPriority w:val="69"/>
     <w:rsid w:val="00CB0664"/>
     <w:pPr>
@@ -10225,9 +10699,9 @@
       </w:tcPr>
     </w:tblStylePr>
   </w:style>
-  <w:style w:type="table" w:styleId="Cuadrculamedia3-nfasis3">
+  <w:style w:type="table" w:styleId="MediumGrid3-Accent3">
     <w:name w:val="Medium Grid 3 Accent 3"/>
-    <w:basedOn w:val="Tablanormal"/>
+    <w:basedOn w:val="TableNormal"/>
     <w:uiPriority w:val="69"/>
     <w:rsid w:val="00CB0664"/>
     <w:pPr>
@@ -10359,9 +10833,9 @@
       </w:tcPr>
     </w:tblStylePr>
   </w:style>
-  <w:style w:type="table" w:styleId="Cuadrculamedia3-nfasis4">
+  <w:style w:type="table" w:styleId="MediumGrid3-Accent4">
     <w:name w:val="Medium Grid 3 Accent 4"/>
-    <w:basedOn w:val="Tablanormal"/>
+    <w:basedOn w:val="TableNormal"/>
     <w:uiPriority w:val="69"/>
     <w:rsid w:val="00CB0664"/>
     <w:pPr>
@@ -10493,9 +10967,9 @@
       </w:tcPr>
     </w:tblStylePr>
   </w:style>
-  <w:style w:type="table" w:styleId="Cuadrculamedia3-nfasis5">
+  <w:style w:type="table" w:styleId="MediumGrid3-Accent5">
     <w:name w:val="Medium Grid 3 Accent 5"/>
-    <w:basedOn w:val="Tablanormal"/>
+    <w:basedOn w:val="TableNormal"/>
     <w:uiPriority w:val="69"/>
     <w:rsid w:val="00CB0664"/>
     <w:pPr>
@@ -10627,9 +11101,9 @@
       </w:tcPr>
     </w:tblStylePr>
   </w:style>
-  <w:style w:type="table" w:styleId="Cuadrculamedia3-nfasis6">
+  <w:style w:type="table" w:styleId="MediumGrid3-Accent6">
     <w:name w:val="Medium Grid 3 Accent 6"/>
-    <w:basedOn w:val="Tablanormal"/>
+    <w:basedOn w:val="TableNormal"/>
     <w:uiPriority w:val="69"/>
     <w:rsid w:val="00CB0664"/>
     <w:pPr>
@@ -10761,9 +11235,9 @@
       </w:tcPr>
     </w:tblStylePr>
   </w:style>
-  <w:style w:type="table" w:styleId="Listaoscura">
+  <w:style w:type="table" w:styleId="DarkList">
     <w:name w:val="Dark List"/>
-    <w:basedOn w:val="Tablanormal"/>
+    <w:basedOn w:val="TableNormal"/>
     <w:uiPriority w:val="70"/>
     <w:rsid w:val="00CB0664"/>
     <w:pPr>
@@ -10868,9 +11342,9 @@
       </w:tcPr>
     </w:tblStylePr>
   </w:style>
-  <w:style w:type="table" w:styleId="Listaoscura-nfasis1">
+  <w:style w:type="table" w:styleId="DarkList-Accent1">
     <w:name w:val="Dark List Accent 1"/>
-    <w:basedOn w:val="Tablanormal"/>
+    <w:basedOn w:val="TableNormal"/>
     <w:uiPriority w:val="70"/>
     <w:rsid w:val="00CB0664"/>
     <w:pPr>
@@ -10975,9 +11449,9 @@
       </w:tcPr>
     </w:tblStylePr>
   </w:style>
-  <w:style w:type="table" w:styleId="Listaoscura-nfasis2">
+  <w:style w:type="table" w:styleId="DarkList-Accent2">
     <w:name w:val="Dark List Accent 2"/>
-    <w:basedOn w:val="Tablanormal"/>
+    <w:basedOn w:val="TableNormal"/>
     <w:uiPriority w:val="70"/>
     <w:rsid w:val="00CB0664"/>
     <w:pPr>
@@ -11082,9 +11556,9 @@
       </w:tcPr>
     </w:tblStylePr>
   </w:style>
-  <w:style w:type="table" w:styleId="Listaoscura-nfasis3">
+  <w:style w:type="table" w:styleId="DarkList-Accent3">
     <w:name w:val="Dark List Accent 3"/>
-    <w:basedOn w:val="Tablanormal"/>
+    <w:basedOn w:val="TableNormal"/>
     <w:uiPriority w:val="70"/>
     <w:rsid w:val="00CB0664"/>
     <w:pPr>
@@ -11189,9 +11663,9 @@
       </w:tcPr>
     </w:tblStylePr>
   </w:style>
-  <w:style w:type="table" w:styleId="Listaoscura-nfasis4">
+  <w:style w:type="table" w:styleId="DarkList-Accent4">
     <w:name w:val="Dark List Accent 4"/>
-    <w:basedOn w:val="Tablanormal"/>
+    <w:basedOn w:val="TableNormal"/>
     <w:uiPriority w:val="70"/>
     <w:rsid w:val="00CB0664"/>
     <w:pPr>
@@ -11296,9 +11770,9 @@
       </w:tcPr>
     </w:tblStylePr>
   </w:style>
-  <w:style w:type="table" w:styleId="Listaoscura-nfasis5">
+  <w:style w:type="table" w:styleId="DarkList-Accent5">
     <w:name w:val="Dark List Accent 5"/>
-    <w:basedOn w:val="Tablanormal"/>
+    <w:basedOn w:val="TableNormal"/>
     <w:uiPriority w:val="70"/>
     <w:rsid w:val="00CB0664"/>
     <w:pPr>
@@ -11403,9 +11877,9 @@
       </w:tcPr>
     </w:tblStylePr>
   </w:style>
-  <w:style w:type="table" w:styleId="Listaoscura-nfasis6">
+  <w:style w:type="table" w:styleId="DarkList-Accent6">
     <w:name w:val="Dark List Accent 6"/>
-    <w:basedOn w:val="Tablanormal"/>
+    <w:basedOn w:val="TableNormal"/>
     <w:uiPriority w:val="70"/>
     <w:rsid w:val="00CB0664"/>
     <w:pPr>
@@ -11510,9 +11984,9 @@
       </w:tcPr>
     </w:tblStylePr>
   </w:style>
-  <w:style w:type="table" w:styleId="Sombreadovistoso">
+  <w:style w:type="table" w:styleId="ColorfulShading">
     <w:name w:val="Colorful Shading"/>
-    <w:basedOn w:val="Tablanormal"/>
+    <w:basedOn w:val="TableNormal"/>
     <w:uiPriority w:val="71"/>
     <w:rsid w:val="00CB0664"/>
     <w:pPr>
@@ -11625,9 +12099,9 @@
       </w:rPr>
     </w:tblStylePr>
   </w:style>
-  <w:style w:type="table" w:styleId="Sombreadovistoso-nfasis1">
+  <w:style w:type="table" w:styleId="ColorfulShading-Accent1">
     <w:name w:val="Colorful Shading Accent 1"/>
-    <w:basedOn w:val="Tablanormal"/>
+    <w:basedOn w:val="TableNormal"/>
     <w:uiPriority w:val="71"/>
     <w:rsid w:val="00CB0664"/>
     <w:pPr>
@@ -11740,9 +12214,9 @@
       </w:rPr>
     </w:tblStylePr>
   </w:style>
-  <w:style w:type="table" w:styleId="Sombreadovistoso-nfasis2">
+  <w:style w:type="table" w:styleId="ColorfulShading-Accent2">
     <w:name w:val="Colorful Shading Accent 2"/>
-    <w:basedOn w:val="Tablanormal"/>
+    <w:basedOn w:val="TableNormal"/>
     <w:uiPriority w:val="71"/>
     <w:rsid w:val="00CB0664"/>
     <w:pPr>
@@ -11855,9 +12329,9 @@
       </w:rPr>
     </w:tblStylePr>
   </w:style>
-  <w:style w:type="table" w:styleId="Sombreadovistoso-nfasis3">
+  <w:style w:type="table" w:styleId="ColorfulShading-Accent3">
     <w:name w:val="Colorful Shading Accent 3"/>
-    <w:basedOn w:val="Tablanormal"/>
+    <w:basedOn w:val="TableNormal"/>
     <w:uiPriority w:val="71"/>
     <w:rsid w:val="00CB0664"/>
     <w:pPr>
@@ -11960,9 +12434,9 @@
       </w:tcPr>
     </w:tblStylePr>
   </w:style>
-  <w:style w:type="table" w:styleId="Sombreadovistoso-nfasis4">
+  <w:style w:type="table" w:styleId="ColorfulShading-Accent4">
     <w:name w:val="Colorful Shading Accent 4"/>
-    <w:basedOn w:val="Tablanormal"/>
+    <w:basedOn w:val="TableNormal"/>
     <w:uiPriority w:val="71"/>
     <w:rsid w:val="00CB0664"/>
     <w:pPr>
@@ -12075,9 +12549,9 @@
       </w:rPr>
     </w:tblStylePr>
   </w:style>
-  <w:style w:type="table" w:styleId="Sombreadovistoso-nfasis5">
+  <w:style w:type="table" w:styleId="ColorfulShading-Accent5">
     <w:name w:val="Colorful Shading Accent 5"/>
-    <w:basedOn w:val="Tablanormal"/>
+    <w:basedOn w:val="TableNormal"/>
     <w:uiPriority w:val="71"/>
     <w:rsid w:val="00CB0664"/>
     <w:pPr>
@@ -12190,9 +12664,9 @@
       </w:rPr>
     </w:tblStylePr>
   </w:style>
-  <w:style w:type="table" w:styleId="Sombreadovistoso-nfasis6">
+  <w:style w:type="table" w:styleId="ColorfulShading-Accent6">
     <w:name w:val="Colorful Shading Accent 6"/>
-    <w:basedOn w:val="Tablanormal"/>
+    <w:basedOn w:val="TableNormal"/>
     <w:uiPriority w:val="71"/>
     <w:rsid w:val="00CB0664"/>
     <w:pPr>
@@ -12305,9 +12779,9 @@
       </w:rPr>
     </w:tblStylePr>
   </w:style>
-  <w:style w:type="table" w:styleId="Listavistosa">
+  <w:style w:type="table" w:styleId="ColorfulList">
     <w:name w:val="Colorful List"/>
-    <w:basedOn w:val="Tablanormal"/>
+    <w:basedOn w:val="TableNormal"/>
     <w:uiPriority w:val="72"/>
     <w:rsid w:val="00CB0664"/>
     <w:pPr>
@@ -12384,9 +12858,9 @@
       </w:tcPr>
     </w:tblStylePr>
   </w:style>
-  <w:style w:type="table" w:styleId="Listavistosa-nfasis1">
+  <w:style w:type="table" w:styleId="ColorfulList-Accent1">
     <w:name w:val="Colorful List Accent 1"/>
-    <w:basedOn w:val="Tablanormal"/>
+    <w:basedOn w:val="TableNormal"/>
     <w:uiPriority w:val="72"/>
     <w:rsid w:val="00CB0664"/>
     <w:pPr>
@@ -12463,9 +12937,9 @@
       </w:tcPr>
     </w:tblStylePr>
   </w:style>
-  <w:style w:type="table" w:styleId="Listavistosa-nfasis2">
+  <w:style w:type="table" w:styleId="ColorfulList-Accent2">
     <w:name w:val="Colorful List Accent 2"/>
-    <w:basedOn w:val="Tablanormal"/>
+    <w:basedOn w:val="TableNormal"/>
     <w:uiPriority w:val="72"/>
     <w:rsid w:val="00CB0664"/>
     <w:pPr>
@@ -12542,9 +13016,9 @@
       </w:tcPr>
     </w:tblStylePr>
   </w:style>
-  <w:style w:type="table" w:styleId="Listavistosa-nfasis3">
+  <w:style w:type="table" w:styleId="ColorfulList-Accent3">
     <w:name w:val="Colorful List Accent 3"/>
-    <w:basedOn w:val="Tablanormal"/>
+    <w:basedOn w:val="TableNormal"/>
     <w:uiPriority w:val="72"/>
     <w:rsid w:val="00CB0664"/>
     <w:pPr>
@@ -12621,9 +13095,9 @@
       </w:tcPr>
     </w:tblStylePr>
   </w:style>
-  <w:style w:type="table" w:styleId="Listavistosa-nfasis4">
+  <w:style w:type="table" w:styleId="ColorfulList-Accent4">
     <w:name w:val="Colorful List Accent 4"/>
-    <w:basedOn w:val="Tablanormal"/>
+    <w:basedOn w:val="TableNormal"/>
     <w:uiPriority w:val="72"/>
     <w:rsid w:val="00CB0664"/>
     <w:pPr>
@@ -12700,9 +13174,9 @@
       </w:tcPr>
     </w:tblStylePr>
   </w:style>
-  <w:style w:type="table" w:styleId="Listavistosa-nfasis5">
+  <w:style w:type="table" w:styleId="ColorfulList-Accent5">
     <w:name w:val="Colorful List Accent 5"/>
-    <w:basedOn w:val="Tablanormal"/>
+    <w:basedOn w:val="TableNormal"/>
     <w:uiPriority w:val="72"/>
     <w:rsid w:val="00CB0664"/>
     <w:pPr>
@@ -12779,9 +13253,9 @@
       </w:tcPr>
     </w:tblStylePr>
   </w:style>
-  <w:style w:type="table" w:styleId="Listavistosa-nfasis6">
+  <w:style w:type="table" w:styleId="ColorfulList-Accent6">
     <w:name w:val="Colorful List Accent 6"/>
-    <w:basedOn w:val="Tablanormal"/>
+    <w:basedOn w:val="TableNormal"/>
     <w:uiPriority w:val="72"/>
     <w:rsid w:val="00CB0664"/>
     <w:pPr>
@@ -12858,9 +13332,9 @@
       </w:tcPr>
     </w:tblStylePr>
   </w:style>
-  <w:style w:type="table" w:styleId="Cuadrculavistosa">
+  <w:style w:type="table" w:styleId="ColorfulGrid">
     <w:name w:val="Colorful Grid"/>
-    <w:basedOn w:val="Tablanormal"/>
+    <w:basedOn w:val="TableNormal"/>
     <w:uiPriority w:val="73"/>
     <w:rsid w:val="00CB0664"/>
     <w:pPr>
@@ -12931,9 +13405,9 @@
       </w:tcPr>
     </w:tblStylePr>
   </w:style>
-  <w:style w:type="table" w:styleId="Cuadrculavistosa-nfasis1">
+  <w:style w:type="table" w:styleId="ColorfulGrid-Accent1">
     <w:name w:val="Colorful Grid Accent 1"/>
-    <w:basedOn w:val="Tablanormal"/>
+    <w:basedOn w:val="TableNormal"/>
     <w:uiPriority w:val="73"/>
     <w:rsid w:val="00CB0664"/>
     <w:pPr>
@@ -13004,9 +13478,9 @@
       </w:tcPr>
     </w:tblStylePr>
   </w:style>
-  <w:style w:type="table" w:styleId="Cuadrculavistosa-nfasis2">
+  <w:style w:type="table" w:styleId="ColorfulGrid-Accent2">
     <w:name w:val="Colorful Grid Accent 2"/>
-    <w:basedOn w:val="Tablanormal"/>
+    <w:basedOn w:val="TableNormal"/>
     <w:uiPriority w:val="73"/>
     <w:rsid w:val="00CB0664"/>
     <w:pPr>
@@ -13077,9 +13551,9 @@
       </w:tcPr>
     </w:tblStylePr>
   </w:style>
-  <w:style w:type="table" w:styleId="Cuadrculavistosa-nfasis3">
+  <w:style w:type="table" w:styleId="ColorfulGrid-Accent3">
     <w:name w:val="Colorful Grid Accent 3"/>
-    <w:basedOn w:val="Tablanormal"/>
+    <w:basedOn w:val="TableNormal"/>
     <w:uiPriority w:val="73"/>
     <w:rsid w:val="00CB0664"/>
     <w:pPr>
@@ -13150,9 +13624,9 @@
       </w:tcPr>
     </w:tblStylePr>
   </w:style>
-  <w:style w:type="table" w:styleId="Cuadrculavistosa-nfasis4">
+  <w:style w:type="table" w:styleId="ColorfulGrid-Accent4">
     <w:name w:val="Colorful Grid Accent 4"/>
-    <w:basedOn w:val="Tablanormal"/>
+    <w:basedOn w:val="TableNormal"/>
     <w:uiPriority w:val="73"/>
     <w:rsid w:val="00CB0664"/>
     <w:pPr>
@@ -13223,9 +13697,9 @@
       </w:tcPr>
     </w:tblStylePr>
   </w:style>
-  <w:style w:type="table" w:styleId="Cuadrculavistosa-nfasis5">
+  <w:style w:type="table" w:styleId="ColorfulGrid-Accent5">
     <w:name w:val="Colorful Grid Accent 5"/>
-    <w:basedOn w:val="Tablanormal"/>
+    <w:basedOn w:val="TableNormal"/>
     <w:uiPriority w:val="73"/>
     <w:rsid w:val="00CB0664"/>
     <w:pPr>
@@ -13296,9 +13770,9 @@
       </w:tcPr>
     </w:tblStylePr>
   </w:style>
-  <w:style w:type="table" w:styleId="Cuadrculavistosa-nfasis6">
+  <w:style w:type="table" w:styleId="ColorfulGrid-Accent6">
     <w:name w:val="Colorful Grid Accent 6"/>
-    <w:basedOn w:val="Tablanormal"/>
+    <w:basedOn w:val="TableNormal"/>
     <w:uiPriority w:val="73"/>
     <w:rsid w:val="00CB0664"/>
     <w:pPr>
@@ -13369,9 +13843,9 @@
       </w:tcPr>
     </w:tblStylePr>
   </w:style>
-  <w:style w:type="character" w:styleId="Hipervnculo">
+  <w:style w:type="character" w:styleId="Hyperlink">
     <w:name w:val="Hyperlink"/>
-    <w:basedOn w:val="Fuentedeprrafopredeter"/>
+    <w:basedOn w:val="DefaultParagraphFont"/>
     <w:uiPriority w:val="99"/>
     <w:unhideWhenUsed/>
     <w:rsid w:val="00D358A5"/>
@@ -13380,9 +13854,9 @@
       <w:u w:val="single"/>
     </w:rPr>
   </w:style>
-  <w:style w:type="character" w:styleId="Mencinsinresolver">
+  <w:style w:type="character" w:styleId="UnresolvedMention">
     <w:name w:val="Unresolved Mention"/>
-    <w:basedOn w:val="Fuentedeprrafopredeter"/>
+    <w:basedOn w:val="DefaultParagraphFont"/>
     <w:uiPriority w:val="99"/>
     <w:semiHidden/>
     <w:unhideWhenUsed/>
@@ -13392,9 +13866,9 @@
       <w:shd w:val="clear" w:color="auto" w:fill="E1DFDD"/>
     </w:rPr>
   </w:style>
-  <w:style w:type="character" w:styleId="Hipervnculovisitado">
+  <w:style w:type="character" w:styleId="FollowedHyperlink">
     <w:name w:val="FollowedHyperlink"/>
-    <w:basedOn w:val="Fuentedeprrafopredeter"/>
+    <w:basedOn w:val="DefaultParagraphFont"/>
     <w:uiPriority w:val="99"/>
     <w:semiHidden/>
     <w:unhideWhenUsed/>
@@ -13408,7 +13882,6 @@
     <w:name w:val="Normal (Web)"/>
     <w:basedOn w:val="Normal"/>
     <w:uiPriority w:val="99"/>
-    <w:semiHidden/>
     <w:unhideWhenUsed/>
     <w:rsid w:val="0015283B"/>
     <w:pPr>
